--- a/live-fx/business/BUSINESSPLAN.en.docx
+++ b/live-fx/business/BUSINESSPLAN.en.docx
@@ -90,7 +90,7 @@
           <w:sz w:val="22"/>
           <w:szCs w:val="22"/>
         </w:rPr>
-        <w:t xml:space="preserve">Founder: [Name] · Contact: [Email] · [City]</w:t>
+        <w:t xml:space="preserve">Founder &amp; Inventor, Managing Director: Tuncay Sancak · Investor Relations: Gönül Demet · Contact: [Email] · [City]</w:t>
       </w:r>
     </w:p>
     <w:p>
@@ -491,7 +491,7 @@
             <w:sz w:val="22"/>
             <w:szCs w:val="22"/>
           </w:rPr>
-          <w:t xml:space="preserve">	14</w:t>
+          <w:t xml:space="preserve">	15</w:t>
         </w:r>
       </w:hyperlink>
     </w:p>
@@ -519,7 +519,7 @@
             <w:sz w:val="22"/>
             <w:szCs w:val="22"/>
           </w:rPr>
-          <w:t xml:space="preserve">	15</w:t>
+          <w:t xml:space="preserve">	16</w:t>
         </w:r>
       </w:hyperlink>
     </w:p>
@@ -547,7 +547,7 @@
             <w:sz w:val="22"/>
             <w:szCs w:val="22"/>
           </w:rPr>
-          <w:t xml:space="preserve">	16</w:t>
+          <w:t xml:space="preserve">	17</w:t>
         </w:r>
       </w:hyperlink>
     </w:p>
@@ -575,7 +575,7 @@
             <w:sz w:val="22"/>
             <w:szCs w:val="22"/>
           </w:rPr>
-          <w:t xml:space="preserve">	17</w:t>
+          <w:t xml:space="preserve">	18</w:t>
         </w:r>
       </w:hyperlink>
     </w:p>
@@ -603,7 +603,7 @@
             <w:sz w:val="22"/>
             <w:szCs w:val="22"/>
           </w:rPr>
-          <w:t xml:space="preserve">	21</w:t>
+          <w:t xml:space="preserve">	22</w:t>
         </w:r>
       </w:hyperlink>
     </w:p>
@@ -1204,10 +1204,20 @@
             <w:r>
               <w:rPr>
                 <w:rFonts w:ascii="Calibri" w:cs="Calibri" w:eastAsia="Calibri" w:hAnsi="Calibri"/>
-                <w:sz w:val="18"/>
-                <w:szCs w:val="18"/>
-              </w:rPr>
-              <w:t xml:space="preserve">Mobile developer, platform partnerships, pilot partners; seed funding of [€250–350k] for 18–24 months (estimate) or bootstrapping with slower growth.</w:t>
+                <w:b/>
+                <w:bCs/>
+                <w:sz w:val="18"/>
+                <w:szCs w:val="18"/>
+              </w:rPr>
+              <w:t xml:space="preserve">€500,000 pre-seed</w:t>
+            </w:r>
+            <w:r>
+              <w:rPr>
+                <w:rFonts w:ascii="Calibri" w:cs="Calibri" w:eastAsia="Calibri" w:hAnsi="Calibri"/>
+                <w:sz w:val="18"/>
+                <w:szCs w:val="18"/>
+              </w:rPr>
+              <w:t xml:space="preserve"> for LiveFX and all its projects (2.0 product and vision lines A–D), use of funds over 24 months (proposal – please confirm, section 11.6); plus a mobile developer, platform partnerships, pilot partners.</w:t>
             </w:r>
           </w:p>
         </w:tc>
@@ -1229,7 +1239,7 @@
           <w:sz w:val="21"/>
           <w:szCs w:val="21"/>
         </w:rPr>
-        <w:t xml:space="preserve">Ask: a pilot partnership with a platform (TikTok LIVE Studio, Instagram Live Producer, YouTube Live) or a creator-tool provider – alternatively an acquisition of technology and team.</w:t>
+        <w:t xml:space="preserve">Ask: €500,000 pre-seed (section 11.6) and a pilot partnership with a platform (TikTok LIVE Studio, Instagram Live Producer, YouTube Live) or a creator-tool provider – alternatively an acquisition of technology and team.</w:t>
       </w:r>
     </w:p>
     <w:p>
@@ -5578,7 +5588,7 @@
           <w:sz w:val="21"/>
           <w:szCs w:val="21"/>
         </w:rPr>
-        <w:t xml:space="preserve"> (Turkey and the diaspora in Germany/Europe): the largest pack, hardly any competition, a strong meme culture, and the founder is herself part of this community.</w:t>
+        <w:t xml:space="preserve"> (Turkey and the diaspora in Germany/Europe): the largest pack, hardly any competition, a strong meme culture, and the founder is himself part of this community.</w:t>
       </w:r>
     </w:p>
     <w:p>
@@ -18754,7 +18764,7 @@
           <w:sz w:val="21"/>
           <w:szCs w:val="21"/>
         </w:rPr>
-        <w:t xml:space="preserve">Funding requirement (estimate):</w:t>
+        <w:t xml:space="preserve">Funding requirement:</w:t>
       </w:r>
       <w:r>
         <w:rPr>
@@ -18762,7 +18772,7 @@
           <w:sz w:val="21"/>
           <w:szCs w:val="21"/>
         </w:rPr>
-        <w:t xml:space="preserve"> €250–350k seed for 18–24 months covers the base scenario up to break-even in year 3, including a buffer. Alternative: bootstrapping – the Pro subscription and packs finance a part-time developer, and growth slows accordingly (roughly the conservative scenario). Funding programmes (EXIST, founder grants, media/edtech funding) are being examined in parallel.</w:t>
+        <w:t xml:space="preserve"> €500,000 pre-seed for LiveFX and all its projects; use of funds, cash and runway in section 11.6.</w:t>
       </w:r>
     </w:p>
     <w:p>
@@ -20900,7 +20910,2163 @@
           <w:sz w:val="21"/>
           <w:szCs w:val="21"/>
         </w:rPr>
-        <w:t xml:space="preserve"> counted on top; they are already in the B2B line (0 / 50 / 150 €k). The vision raises their likelihood without doubling them. XR and glasses are set at €0. The funding requirement (€250–350k) does not change, because the vision only causes significant costs from year 2 and covers them from the additional revenue.</w:t>
+        <w:t xml:space="preserve"> counted on top; they are already in the B2B line (0 / 50 / 150 €k). The vision raises their likelihood without doubling them. XR and glasses are set at €0. The €500,000 funding requirement already includes the vision lines: ~20% of the funds (€100k) take them from prototype to product, WordPicture/language learning and the story engine first (section 11.6).</w:t>
+      </w:r>
+    </w:p>
+    <w:p>
+      <w:pPr>
+        <w:pStyle w:val="Heading2"/>
+        <w:keepNext/>
+        <w:keepLines/>
+      </w:pPr>
+      <w:r>
+        <w:t xml:space="preserve">11.6 Funding: €500,000 pre-seed</w:t>
+      </w:r>
+    </w:p>
+    <w:p>
+      <w:pPr>
+        <w:spacing w:after="140" w:line="288"/>
+        <w:jc w:val="both"/>
+      </w:pPr>
+      <w:r>
+        <w:rPr>
+          <w:rFonts w:ascii="Calibri" w:cs="Calibri" w:eastAsia="Calibri" w:hAnsi="Calibri"/>
+          <w:b/>
+          <w:bCs/>
+          <w:sz w:val="21"/>
+          <w:szCs w:val="21"/>
+        </w:rPr>
+        <w:t xml:space="preserve">Requirement:</w:t>
+      </w:r>
+      <w:r>
+        <w:rPr>
+          <w:rFonts w:ascii="Calibri" w:cs="Calibri" w:eastAsia="Calibri" w:hAnsi="Calibri"/>
+          <w:sz w:val="21"/>
+          <w:szCs w:val="21"/>
+        </w:rPr>
+        <w:t xml:space="preserve"> a </w:t>
+      </w:r>
+      <w:r>
+        <w:rPr>
+          <w:rFonts w:ascii="Calibri" w:cs="Calibri" w:eastAsia="Calibri" w:hAnsi="Calibri"/>
+          <w:b/>
+          <w:bCs/>
+          <w:sz w:val="21"/>
+          <w:szCs w:val="21"/>
+        </w:rPr>
+        <w:t xml:space="preserve">€500,000 pre-seed</w:t>
+      </w:r>
+      <w:r>
+        <w:rPr>
+          <w:rFonts w:ascii="Calibri" w:cs="Calibri" w:eastAsia="Calibri" w:hAnsi="Calibri"/>
+          <w:sz w:val="21"/>
+          <w:szCs w:val="21"/>
+        </w:rPr>
+        <w:t xml:space="preserve"> round for LiveFX and all its projects – the 2.0 product and vision lines A–D (Story Film, WordPicture, Spaces, Studio). The funds are planned over 24 months (Y1–Y2, 2027–2028). The revenue and cost scenarios in 11.2–11.5 remain unchanged.</w:t>
+      </w:r>
+    </w:p>
+    <w:p>
+      <w:pPr>
+        <w:spacing w:after="140" w:line="288"/>
+        <w:jc w:val="both"/>
+      </w:pPr>
+      <w:r>
+        <w:rPr>
+          <w:rFonts w:ascii="Calibri" w:cs="Calibri" w:eastAsia="Calibri" w:hAnsi="Calibri"/>
+          <w:b/>
+          <w:bCs/>
+          <w:sz w:val="21"/>
+          <w:szCs w:val="21"/>
+        </w:rPr>
+        <w:t xml:space="preserve">Use of funds over 24 months – Proposal – please confirm</w:t>
+      </w:r>
+    </w:p>
+    <w:tbl>
+      <w:tblPr>
+        <w:tblW w:type="dxa" w:w="9638"/>
+        <w:tblBorders>
+          <w:top w:val="single" w:color="auto" w:sz="4"/>
+          <w:left w:val="single" w:color="auto" w:sz="4"/>
+          <w:bottom w:val="single" w:color="auto" w:sz="4"/>
+          <w:right w:val="single" w:color="auto" w:sz="4"/>
+          <w:insideH w:val="single" w:color="auto" w:sz="4"/>
+          <w:insideV w:val="single" w:color="auto" w:sz="4"/>
+        </w:tblBorders>
+      </w:tblPr>
+      <w:tblGrid>
+        <w:gridCol w:w="4834"/>
+        <w:gridCol w:w="868"/>
+        <w:gridCol w:w="1257"/>
+        <w:gridCol w:w="2679"/>
+      </w:tblGrid>
+      <w:tr>
+        <w:trPr>
+          <w:cantSplit/>
+          <w:tblHeader/>
+        </w:trPr>
+        <w:tc>
+          <w:tcPr>
+            <w:tcW w:type="dxa" w:w="4834"/>
+            <w:tcBorders>
+              <w:top w:val="single" w:color="C8C8D0" w:sz="4"/>
+              <w:left w:val="single" w:color="C8C8D0" w:sz="4"/>
+              <w:bottom w:val="single" w:color="C8C8D0" w:sz="4"/>
+              <w:right w:val="single" w:color="C8C8D0" w:sz="4"/>
+            </w:tcBorders>
+            <w:shd w:fill="FCE4EE" w:color="auto" w:val="clear"/>
+            <w:tcMar>
+              <w:top w:type="dxa" w:w="50"/>
+              <w:left w:type="dxa" w:w="90"/>
+              <w:bottom w:type="dxa" w:w="50"/>
+              <w:right w:type="dxa" w:w="90"/>
+            </w:tcMar>
+            <w:vAlign w:val="center"/>
+          </w:tcPr>
+          <w:p>
+            <w:pPr>
+              <w:spacing w:after="20" w:before="20" w:line="252"/>
+              <w:jc w:val="left"/>
+            </w:pPr>
+            <w:r>
+              <w:rPr>
+                <w:rFonts w:ascii="Calibri" w:cs="Calibri" w:eastAsia="Calibri" w:hAnsi="Calibri"/>
+                <w:b/>
+                <w:bCs/>
+                <w:color w:val="0F1115"/>
+                <w:sz w:val="18"/>
+                <w:szCs w:val="18"/>
+              </w:rPr>
+              <w:t xml:space="preserve">Area</w:t>
+            </w:r>
+          </w:p>
+        </w:tc>
+        <w:tc>
+          <w:tcPr>
+            <w:tcW w:type="dxa" w:w="868"/>
+            <w:tcBorders>
+              <w:top w:val="single" w:color="C8C8D0" w:sz="4"/>
+              <w:left w:val="single" w:color="C8C8D0" w:sz="4"/>
+              <w:bottom w:val="single" w:color="C8C8D0" w:sz="4"/>
+              <w:right w:val="single" w:color="C8C8D0" w:sz="4"/>
+            </w:tcBorders>
+            <w:shd w:fill="FCE4EE" w:color="auto" w:val="clear"/>
+            <w:tcMar>
+              <w:top w:type="dxa" w:w="50"/>
+              <w:left w:type="dxa" w:w="90"/>
+              <w:bottom w:type="dxa" w:w="50"/>
+              <w:right w:type="dxa" w:w="90"/>
+            </w:tcMar>
+            <w:vAlign w:val="center"/>
+          </w:tcPr>
+          <w:p>
+            <w:pPr>
+              <w:spacing w:after="20" w:before="20" w:line="252"/>
+              <w:jc w:val="left"/>
+            </w:pPr>
+            <w:r>
+              <w:rPr>
+                <w:rFonts w:ascii="Calibri" w:cs="Calibri" w:eastAsia="Calibri" w:hAnsi="Calibri"/>
+                <w:b/>
+                <w:bCs/>
+                <w:color w:val="0F1115"/>
+                <w:sz w:val="18"/>
+                <w:szCs w:val="18"/>
+              </w:rPr>
+              <w:t xml:space="preserve">Share</w:t>
+            </w:r>
+          </w:p>
+        </w:tc>
+        <w:tc>
+          <w:tcPr>
+            <w:tcW w:type="dxa" w:w="1257"/>
+            <w:tcBorders>
+              <w:top w:val="single" w:color="C8C8D0" w:sz="4"/>
+              <w:left w:val="single" w:color="C8C8D0" w:sz="4"/>
+              <w:bottom w:val="single" w:color="C8C8D0" w:sz="4"/>
+              <w:right w:val="single" w:color="C8C8D0" w:sz="4"/>
+            </w:tcBorders>
+            <w:shd w:fill="FCE4EE" w:color="auto" w:val="clear"/>
+            <w:tcMar>
+              <w:top w:type="dxa" w:w="50"/>
+              <w:left w:type="dxa" w:w="90"/>
+              <w:bottom w:type="dxa" w:w="50"/>
+              <w:right w:type="dxa" w:w="90"/>
+            </w:tcMar>
+            <w:vAlign w:val="center"/>
+          </w:tcPr>
+          <w:p>
+            <w:pPr>
+              <w:spacing w:after="20" w:before="20" w:line="252"/>
+              <w:jc w:val="left"/>
+            </w:pPr>
+            <w:r>
+              <w:rPr>
+                <w:rFonts w:ascii="Calibri" w:cs="Calibri" w:eastAsia="Calibri" w:hAnsi="Calibri"/>
+                <w:b/>
+                <w:bCs/>
+                <w:color w:val="0F1115"/>
+                <w:sz w:val="18"/>
+                <w:szCs w:val="18"/>
+              </w:rPr>
+              <w:t xml:space="preserve">Amount</w:t>
+            </w:r>
+          </w:p>
+        </w:tc>
+        <w:tc>
+          <w:tcPr>
+            <w:tcW w:type="dxa" w:w="2679"/>
+            <w:tcBorders>
+              <w:top w:val="single" w:color="C8C8D0" w:sz="4"/>
+              <w:left w:val="single" w:color="C8C8D0" w:sz="4"/>
+              <w:bottom w:val="single" w:color="C8C8D0" w:sz="4"/>
+              <w:right w:val="single" w:color="C8C8D0" w:sz="4"/>
+            </w:tcBorders>
+            <w:shd w:fill="FCE4EE" w:color="auto" w:val="clear"/>
+            <w:tcMar>
+              <w:top w:type="dxa" w:w="50"/>
+              <w:left w:type="dxa" w:w="90"/>
+              <w:bottom w:type="dxa" w:w="50"/>
+              <w:right w:type="dxa" w:w="90"/>
+            </w:tcMar>
+            <w:vAlign w:val="center"/>
+          </w:tcPr>
+          <w:p>
+            <w:pPr>
+              <w:spacing w:after="20" w:before="20" w:line="252"/>
+              <w:jc w:val="left"/>
+            </w:pPr>
+            <w:r>
+              <w:rPr>
+                <w:rFonts w:ascii="Calibri" w:cs="Calibri" w:eastAsia="Calibri" w:hAnsi="Calibri"/>
+                <w:b/>
+                <w:bCs/>
+                <w:color w:val="0F1115"/>
+                <w:sz w:val="18"/>
+                <w:szCs w:val="18"/>
+              </w:rPr>
+              <w:t xml:space="preserve">Reference in the financial plan (Y1 + Y2, €k)</w:t>
+            </w:r>
+          </w:p>
+        </w:tc>
+      </w:tr>
+      <w:tr>
+        <w:trPr>
+          <w:cantSplit/>
+          <w:tblHeader w:val="off"/>
+        </w:trPr>
+        <w:tc>
+          <w:tcPr>
+            <w:tcW w:type="dxa" w:w="4834"/>
+            <w:tcBorders>
+              <w:top w:val="single" w:color="C8C8D0" w:sz="4"/>
+              <w:left w:val="single" w:color="C8C8D0" w:sz="4"/>
+              <w:bottom w:val="single" w:color="C8C8D0" w:sz="4"/>
+              <w:right w:val="single" w:color="C8C8D0" w:sz="4"/>
+            </w:tcBorders>
+            <w:tcMar>
+              <w:top w:type="dxa" w:w="50"/>
+              <w:left w:type="dxa" w:w="90"/>
+              <w:bottom w:type="dxa" w:w="50"/>
+              <w:right w:type="dxa" w:w="90"/>
+            </w:tcMar>
+            <w:vAlign w:val="center"/>
+          </w:tcPr>
+          <w:p>
+            <w:pPr>
+              <w:spacing w:after="20" w:before="20" w:line="252"/>
+              <w:jc w:val="left"/>
+            </w:pPr>
+            <w:r>
+              <w:rPr>
+                <w:rFonts w:ascii="Calibri" w:cs="Calibri" w:eastAsia="Calibri" w:hAnsi="Calibri"/>
+                <w:sz w:val="18"/>
+                <w:szCs w:val="18"/>
+              </w:rPr>
+              <w:t xml:space="preserve">Product and engineering team</w:t>
+            </w:r>
+          </w:p>
+        </w:tc>
+        <w:tc>
+          <w:tcPr>
+            <w:tcW w:type="dxa" w:w="868"/>
+            <w:tcBorders>
+              <w:top w:val="single" w:color="C8C8D0" w:sz="4"/>
+              <w:left w:val="single" w:color="C8C8D0" w:sz="4"/>
+              <w:bottom w:val="single" w:color="C8C8D0" w:sz="4"/>
+              <w:right w:val="single" w:color="C8C8D0" w:sz="4"/>
+            </w:tcBorders>
+            <w:tcMar>
+              <w:top w:type="dxa" w:w="50"/>
+              <w:left w:type="dxa" w:w="90"/>
+              <w:bottom w:type="dxa" w:w="50"/>
+              <w:right w:type="dxa" w:w="90"/>
+            </w:tcMar>
+            <w:vAlign w:val="center"/>
+          </w:tcPr>
+          <w:p>
+            <w:pPr>
+              <w:spacing w:after="20" w:before="20" w:line="252"/>
+              <w:jc w:val="right"/>
+            </w:pPr>
+            <w:r>
+              <w:rPr>
+                <w:rFonts w:ascii="Calibri" w:cs="Calibri" w:eastAsia="Calibri" w:hAnsi="Calibri"/>
+                <w:sz w:val="18"/>
+                <w:szCs w:val="18"/>
+              </w:rPr>
+              <w:t xml:space="preserve">~50%</w:t>
+            </w:r>
+          </w:p>
+        </w:tc>
+        <w:tc>
+          <w:tcPr>
+            <w:tcW w:type="dxa" w:w="1257"/>
+            <w:tcBorders>
+              <w:top w:val="single" w:color="C8C8D0" w:sz="4"/>
+              <w:left w:val="single" w:color="C8C8D0" w:sz="4"/>
+              <w:bottom w:val="single" w:color="C8C8D0" w:sz="4"/>
+              <w:right w:val="single" w:color="C8C8D0" w:sz="4"/>
+            </w:tcBorders>
+            <w:tcMar>
+              <w:top w:type="dxa" w:w="50"/>
+              <w:left w:type="dxa" w:w="90"/>
+              <w:bottom w:type="dxa" w:w="50"/>
+              <w:right w:type="dxa" w:w="90"/>
+            </w:tcMar>
+            <w:vAlign w:val="center"/>
+          </w:tcPr>
+          <w:p>
+            <w:pPr>
+              <w:spacing w:after="20" w:before="20" w:line="252"/>
+              <w:jc w:val="left"/>
+            </w:pPr>
+            <w:r>
+              <w:rPr>
+                <w:rFonts w:ascii="Calibri" w:cs="Calibri" w:eastAsia="Calibri" w:hAnsi="Calibri"/>
+                <w:sz w:val="18"/>
+                <w:szCs w:val="18"/>
+              </w:rPr>
+              <w:t xml:space="preserve">€250,000</w:t>
+            </w:r>
+          </w:p>
+        </w:tc>
+        <w:tc>
+          <w:tcPr>
+            <w:tcW w:type="dxa" w:w="2679"/>
+            <w:tcBorders>
+              <w:top w:val="single" w:color="C8C8D0" w:sz="4"/>
+              <w:left w:val="single" w:color="C8C8D0" w:sz="4"/>
+              <w:bottom w:val="single" w:color="C8C8D0" w:sz="4"/>
+              <w:right w:val="single" w:color="C8C8D0" w:sz="4"/>
+            </w:tcBorders>
+            <w:tcMar>
+              <w:top w:type="dxa" w:w="50"/>
+              <w:left w:type="dxa" w:w="90"/>
+              <w:bottom w:type="dxa" w:w="50"/>
+              <w:right w:type="dxa" w:w="90"/>
+            </w:tcMar>
+            <w:vAlign w:val="center"/>
+          </w:tcPr>
+          <w:p>
+            <w:pPr>
+              <w:spacing w:after="20" w:before="20" w:line="252"/>
+              <w:jc w:val="left"/>
+            </w:pPr>
+            <w:r>
+              <w:rPr>
+                <w:rFonts w:ascii="Calibri" w:cs="Calibri" w:eastAsia="Calibri" w:hAnsi="Calibri"/>
+                <w:sz w:val="18"/>
+                <w:szCs w:val="18"/>
+              </w:rPr>
+              <w:t xml:space="preserve">Personnel incl. founder salary 373 (11.3)</w:t>
+            </w:r>
+          </w:p>
+        </w:tc>
+      </w:tr>
+      <w:tr>
+        <w:trPr>
+          <w:cantSplit/>
+          <w:tblHeader w:val="off"/>
+        </w:trPr>
+        <w:tc>
+          <w:tcPr>
+            <w:tcW w:type="dxa" w:w="4834"/>
+            <w:tcBorders>
+              <w:top w:val="single" w:color="C8C8D0" w:sz="4"/>
+              <w:left w:val="single" w:color="C8C8D0" w:sz="4"/>
+              <w:bottom w:val="single" w:color="C8C8D0" w:sz="4"/>
+              <w:right w:val="single" w:color="C8C8D0" w:sz="4"/>
+            </w:tcBorders>
+            <w:shd w:fill="F7F7FA" w:color="auto" w:val="clear"/>
+            <w:tcMar>
+              <w:top w:type="dxa" w:w="50"/>
+              <w:left w:type="dxa" w:w="90"/>
+              <w:bottom w:type="dxa" w:w="50"/>
+              <w:right w:type="dxa" w:w="90"/>
+            </w:tcMar>
+            <w:vAlign w:val="center"/>
+          </w:tcPr>
+          <w:p>
+            <w:pPr>
+              <w:spacing w:after="20" w:before="20" w:line="252"/>
+              <w:jc w:val="left"/>
+            </w:pPr>
+            <w:r>
+              <w:rPr>
+                <w:rFonts w:ascii="Calibri" w:cs="Calibri" w:eastAsia="Calibri" w:hAnsi="Calibri"/>
+                <w:sz w:val="18"/>
+                <w:szCs w:val="18"/>
+              </w:rPr>
+              <w:t xml:space="preserve">Vision lines from prototype to product – WordPicture/language learning and the story engine (Story Film) first</w:t>
+            </w:r>
+          </w:p>
+        </w:tc>
+        <w:tc>
+          <w:tcPr>
+            <w:tcW w:type="dxa" w:w="868"/>
+            <w:tcBorders>
+              <w:top w:val="single" w:color="C8C8D0" w:sz="4"/>
+              <w:left w:val="single" w:color="C8C8D0" w:sz="4"/>
+              <w:bottom w:val="single" w:color="C8C8D0" w:sz="4"/>
+              <w:right w:val="single" w:color="C8C8D0" w:sz="4"/>
+            </w:tcBorders>
+            <w:shd w:fill="F7F7FA" w:color="auto" w:val="clear"/>
+            <w:tcMar>
+              <w:top w:type="dxa" w:w="50"/>
+              <w:left w:type="dxa" w:w="90"/>
+              <w:bottom w:type="dxa" w:w="50"/>
+              <w:right w:type="dxa" w:w="90"/>
+            </w:tcMar>
+            <w:vAlign w:val="center"/>
+          </w:tcPr>
+          <w:p>
+            <w:pPr>
+              <w:spacing w:after="20" w:before="20" w:line="252"/>
+              <w:jc w:val="right"/>
+            </w:pPr>
+            <w:r>
+              <w:rPr>
+                <w:rFonts w:ascii="Calibri" w:cs="Calibri" w:eastAsia="Calibri" w:hAnsi="Calibri"/>
+                <w:sz w:val="18"/>
+                <w:szCs w:val="18"/>
+              </w:rPr>
+              <w:t xml:space="preserve">~20%</w:t>
+            </w:r>
+          </w:p>
+        </w:tc>
+        <w:tc>
+          <w:tcPr>
+            <w:tcW w:type="dxa" w:w="1257"/>
+            <w:tcBorders>
+              <w:top w:val="single" w:color="C8C8D0" w:sz="4"/>
+              <w:left w:val="single" w:color="C8C8D0" w:sz="4"/>
+              <w:bottom w:val="single" w:color="C8C8D0" w:sz="4"/>
+              <w:right w:val="single" w:color="C8C8D0" w:sz="4"/>
+            </w:tcBorders>
+            <w:shd w:fill="F7F7FA" w:color="auto" w:val="clear"/>
+            <w:tcMar>
+              <w:top w:type="dxa" w:w="50"/>
+              <w:left w:type="dxa" w:w="90"/>
+              <w:bottom w:type="dxa" w:w="50"/>
+              <w:right w:type="dxa" w:w="90"/>
+            </w:tcMar>
+            <w:vAlign w:val="center"/>
+          </w:tcPr>
+          <w:p>
+            <w:pPr>
+              <w:spacing w:after="20" w:before="20" w:line="252"/>
+              <w:jc w:val="left"/>
+            </w:pPr>
+            <w:r>
+              <w:rPr>
+                <w:rFonts w:ascii="Calibri" w:cs="Calibri" w:eastAsia="Calibri" w:hAnsi="Calibri"/>
+                <w:sz w:val="18"/>
+                <w:szCs w:val="18"/>
+              </w:rPr>
+              <w:t xml:space="preserve">€100,000</w:t>
+            </w:r>
+          </w:p>
+        </w:tc>
+        <w:tc>
+          <w:tcPr>
+            <w:tcW w:type="dxa" w:w="2679"/>
+            <w:tcBorders>
+              <w:top w:val="single" w:color="C8C8D0" w:sz="4"/>
+              <w:left w:val="single" w:color="C8C8D0" w:sz="4"/>
+              <w:bottom w:val="single" w:color="C8C8D0" w:sz="4"/>
+              <w:right w:val="single" w:color="C8C8D0" w:sz="4"/>
+            </w:tcBorders>
+            <w:shd w:fill="F7F7FA" w:color="auto" w:val="clear"/>
+            <w:tcMar>
+              <w:top w:type="dxa" w:w="50"/>
+              <w:left w:type="dxa" w:w="90"/>
+              <w:bottom w:type="dxa" w:w="50"/>
+              <w:right w:type="dxa" w:w="90"/>
+            </w:tcMar>
+            <w:vAlign w:val="center"/>
+          </w:tcPr>
+          <w:p>
+            <w:pPr>
+              <w:spacing w:after="20" w:before="20" w:line="252"/>
+              <w:jc w:val="left"/>
+            </w:pPr>
+            <w:r>
+              <w:rPr>
+                <w:rFonts w:ascii="Calibri" w:cs="Calibri" w:eastAsia="Calibri" w:hAnsi="Calibri"/>
+                <w:sz w:val="18"/>
+                <w:szCs w:val="18"/>
+              </w:rPr>
+              <w:t xml:space="preserve">Additional vision costs 145 (11.5)</w:t>
+            </w:r>
+          </w:p>
+        </w:tc>
+      </w:tr>
+      <w:tr>
+        <w:trPr>
+          <w:cantSplit/>
+          <w:tblHeader w:val="off"/>
+        </w:trPr>
+        <w:tc>
+          <w:tcPr>
+            <w:tcW w:type="dxa" w:w="4834"/>
+            <w:tcBorders>
+              <w:top w:val="single" w:color="C8C8D0" w:sz="4"/>
+              <w:left w:val="single" w:color="C8C8D0" w:sz="4"/>
+              <w:bottom w:val="single" w:color="C8C8D0" w:sz="4"/>
+              <w:right w:val="single" w:color="C8C8D0" w:sz="4"/>
+            </w:tcBorders>
+            <w:tcMar>
+              <w:top w:type="dxa" w:w="50"/>
+              <w:left w:type="dxa" w:w="90"/>
+              <w:bottom w:type="dxa" w:w="50"/>
+              <w:right w:type="dxa" w:w="90"/>
+            </w:tcMar>
+            <w:vAlign w:val="center"/>
+          </w:tcPr>
+          <w:p>
+            <w:pPr>
+              <w:spacing w:after="20" w:before="20" w:line="252"/>
+              <w:jc w:val="left"/>
+            </w:pPr>
+            <w:r>
+              <w:rPr>
+                <w:rFonts w:ascii="Calibri" w:cs="Calibri" w:eastAsia="Calibri" w:hAnsi="Calibri"/>
+                <w:sz w:val="18"/>
+                <w:szCs w:val="18"/>
+              </w:rPr>
+              <w:t xml:space="preserve">Go-to-market, creator partner programme, pilots</w:t>
+            </w:r>
+          </w:p>
+        </w:tc>
+        <w:tc>
+          <w:tcPr>
+            <w:tcW w:type="dxa" w:w="868"/>
+            <w:tcBorders>
+              <w:top w:val="single" w:color="C8C8D0" w:sz="4"/>
+              <w:left w:val="single" w:color="C8C8D0" w:sz="4"/>
+              <w:bottom w:val="single" w:color="C8C8D0" w:sz="4"/>
+              <w:right w:val="single" w:color="C8C8D0" w:sz="4"/>
+            </w:tcBorders>
+            <w:tcMar>
+              <w:top w:type="dxa" w:w="50"/>
+              <w:left w:type="dxa" w:w="90"/>
+              <w:bottom w:type="dxa" w:w="50"/>
+              <w:right w:type="dxa" w:w="90"/>
+            </w:tcMar>
+            <w:vAlign w:val="center"/>
+          </w:tcPr>
+          <w:p>
+            <w:pPr>
+              <w:spacing w:after="20" w:before="20" w:line="252"/>
+              <w:jc w:val="right"/>
+            </w:pPr>
+            <w:r>
+              <w:rPr>
+                <w:rFonts w:ascii="Calibri" w:cs="Calibri" w:eastAsia="Calibri" w:hAnsi="Calibri"/>
+                <w:sz w:val="18"/>
+                <w:szCs w:val="18"/>
+              </w:rPr>
+              <w:t xml:space="preserve">~15%</w:t>
+            </w:r>
+          </w:p>
+        </w:tc>
+        <w:tc>
+          <w:tcPr>
+            <w:tcW w:type="dxa" w:w="1257"/>
+            <w:tcBorders>
+              <w:top w:val="single" w:color="C8C8D0" w:sz="4"/>
+              <w:left w:val="single" w:color="C8C8D0" w:sz="4"/>
+              <w:bottom w:val="single" w:color="C8C8D0" w:sz="4"/>
+              <w:right w:val="single" w:color="C8C8D0" w:sz="4"/>
+            </w:tcBorders>
+            <w:tcMar>
+              <w:top w:type="dxa" w:w="50"/>
+              <w:left w:type="dxa" w:w="90"/>
+              <w:bottom w:type="dxa" w:w="50"/>
+              <w:right w:type="dxa" w:w="90"/>
+            </w:tcMar>
+            <w:vAlign w:val="center"/>
+          </w:tcPr>
+          <w:p>
+            <w:pPr>
+              <w:spacing w:after="20" w:before="20" w:line="252"/>
+              <w:jc w:val="left"/>
+            </w:pPr>
+            <w:r>
+              <w:rPr>
+                <w:rFonts w:ascii="Calibri" w:cs="Calibri" w:eastAsia="Calibri" w:hAnsi="Calibri"/>
+                <w:sz w:val="18"/>
+                <w:szCs w:val="18"/>
+              </w:rPr>
+              <w:t xml:space="preserve">€75,000</w:t>
+            </w:r>
+          </w:p>
+        </w:tc>
+        <w:tc>
+          <w:tcPr>
+            <w:tcW w:type="dxa" w:w="2679"/>
+            <w:tcBorders>
+              <w:top w:val="single" w:color="C8C8D0" w:sz="4"/>
+              <w:left w:val="single" w:color="C8C8D0" w:sz="4"/>
+              <w:bottom w:val="single" w:color="C8C8D0" w:sz="4"/>
+              <w:right w:val="single" w:color="C8C8D0" w:sz="4"/>
+            </w:tcBorders>
+            <w:tcMar>
+              <w:top w:type="dxa" w:w="50"/>
+              <w:left w:type="dxa" w:w="90"/>
+              <w:bottom w:type="dxa" w:w="50"/>
+              <w:right w:type="dxa" w:w="90"/>
+            </w:tcMar>
+            <w:vAlign w:val="center"/>
+          </w:tcPr>
+          <w:p>
+            <w:pPr>
+              <w:spacing w:after="20" w:before="20" w:line="252"/>
+              <w:jc w:val="left"/>
+            </w:pPr>
+            <w:r>
+              <w:rPr>
+                <w:rFonts w:ascii="Calibri" w:cs="Calibri" w:eastAsia="Calibri" w:hAnsi="Calibri"/>
+                <w:sz w:val="18"/>
+                <w:szCs w:val="18"/>
+              </w:rPr>
+              <w:t xml:space="preserve">Marketing, creator programme, events 85 (11.3)</w:t>
+            </w:r>
+          </w:p>
+        </w:tc>
+      </w:tr>
+      <w:tr>
+        <w:trPr>
+          <w:cantSplit/>
+          <w:tblHeader w:val="off"/>
+        </w:trPr>
+        <w:tc>
+          <w:tcPr>
+            <w:tcW w:type="dxa" w:w="4834"/>
+            <w:tcBorders>
+              <w:top w:val="single" w:color="C8C8D0" w:sz="4"/>
+              <w:left w:val="single" w:color="C8C8D0" w:sz="4"/>
+              <w:bottom w:val="single" w:color="C8C8D0" w:sz="4"/>
+              <w:right w:val="single" w:color="C8C8D0" w:sz="4"/>
+            </w:tcBorders>
+            <w:shd w:fill="F7F7FA" w:color="auto" w:val="clear"/>
+            <w:tcMar>
+              <w:top w:type="dxa" w:w="50"/>
+              <w:left w:type="dxa" w:w="90"/>
+              <w:bottom w:type="dxa" w:w="50"/>
+              <w:right w:type="dxa" w:w="90"/>
+            </w:tcMar>
+            <w:vAlign w:val="center"/>
+          </w:tcPr>
+          <w:p>
+            <w:pPr>
+              <w:spacing w:after="20" w:before="20" w:line="252"/>
+              <w:jc w:val="left"/>
+            </w:pPr>
+            <w:r>
+              <w:rPr>
+                <w:rFonts w:ascii="Calibri" w:cs="Calibri" w:eastAsia="Calibri" w:hAnsi="Calibri"/>
+                <w:sz w:val="18"/>
+                <w:szCs w:val="18"/>
+              </w:rPr>
+              <w:t xml:space="preserve">Legal, trademark, data protection</w:t>
+            </w:r>
+          </w:p>
+        </w:tc>
+        <w:tc>
+          <w:tcPr>
+            <w:tcW w:type="dxa" w:w="868"/>
+            <w:tcBorders>
+              <w:top w:val="single" w:color="C8C8D0" w:sz="4"/>
+              <w:left w:val="single" w:color="C8C8D0" w:sz="4"/>
+              <w:bottom w:val="single" w:color="C8C8D0" w:sz="4"/>
+              <w:right w:val="single" w:color="C8C8D0" w:sz="4"/>
+            </w:tcBorders>
+            <w:shd w:fill="F7F7FA" w:color="auto" w:val="clear"/>
+            <w:tcMar>
+              <w:top w:type="dxa" w:w="50"/>
+              <w:left w:type="dxa" w:w="90"/>
+              <w:bottom w:type="dxa" w:w="50"/>
+              <w:right w:type="dxa" w:w="90"/>
+            </w:tcMar>
+            <w:vAlign w:val="center"/>
+          </w:tcPr>
+          <w:p>
+            <w:pPr>
+              <w:spacing w:after="20" w:before="20" w:line="252"/>
+              <w:jc w:val="right"/>
+            </w:pPr>
+            <w:r>
+              <w:rPr>
+                <w:rFonts w:ascii="Calibri" w:cs="Calibri" w:eastAsia="Calibri" w:hAnsi="Calibri"/>
+                <w:sz w:val="18"/>
+                <w:szCs w:val="18"/>
+              </w:rPr>
+              <w:t xml:space="preserve">~10%</w:t>
+            </w:r>
+          </w:p>
+        </w:tc>
+        <w:tc>
+          <w:tcPr>
+            <w:tcW w:type="dxa" w:w="1257"/>
+            <w:tcBorders>
+              <w:top w:val="single" w:color="C8C8D0" w:sz="4"/>
+              <w:left w:val="single" w:color="C8C8D0" w:sz="4"/>
+              <w:bottom w:val="single" w:color="C8C8D0" w:sz="4"/>
+              <w:right w:val="single" w:color="C8C8D0" w:sz="4"/>
+            </w:tcBorders>
+            <w:shd w:fill="F7F7FA" w:color="auto" w:val="clear"/>
+            <w:tcMar>
+              <w:top w:type="dxa" w:w="50"/>
+              <w:left w:type="dxa" w:w="90"/>
+              <w:bottom w:type="dxa" w:w="50"/>
+              <w:right w:type="dxa" w:w="90"/>
+            </w:tcMar>
+            <w:vAlign w:val="center"/>
+          </w:tcPr>
+          <w:p>
+            <w:pPr>
+              <w:spacing w:after="20" w:before="20" w:line="252"/>
+              <w:jc w:val="left"/>
+            </w:pPr>
+            <w:r>
+              <w:rPr>
+                <w:rFonts w:ascii="Calibri" w:cs="Calibri" w:eastAsia="Calibri" w:hAnsi="Calibri"/>
+                <w:sz w:val="18"/>
+                <w:szCs w:val="18"/>
+              </w:rPr>
+              <w:t xml:space="preserve">€50,000</w:t>
+            </w:r>
+          </w:p>
+        </w:tc>
+        <w:tc>
+          <w:tcPr>
+            <w:tcW w:type="dxa" w:w="2679"/>
+            <w:tcBorders>
+              <w:top w:val="single" w:color="C8C8D0" w:sz="4"/>
+              <w:left w:val="single" w:color="C8C8D0" w:sz="4"/>
+              <w:bottom w:val="single" w:color="C8C8D0" w:sz="4"/>
+              <w:right w:val="single" w:color="C8C8D0" w:sz="4"/>
+            </w:tcBorders>
+            <w:shd w:fill="F7F7FA" w:color="auto" w:val="clear"/>
+            <w:tcMar>
+              <w:top w:type="dxa" w:w="50"/>
+              <w:left w:type="dxa" w:w="90"/>
+              <w:bottom w:type="dxa" w:w="50"/>
+              <w:right w:type="dxa" w:w="90"/>
+            </w:tcMar>
+            <w:vAlign w:val="center"/>
+          </w:tcPr>
+          <w:p>
+            <w:pPr>
+              <w:spacing w:after="20" w:before="20" w:line="252"/>
+              <w:jc w:val="left"/>
+            </w:pPr>
+            <w:r>
+              <w:rPr>
+                <w:rFonts w:ascii="Calibri" w:cs="Calibri" w:eastAsia="Calibri" w:hAnsi="Calibri"/>
+                <w:sz w:val="18"/>
+                <w:szCs w:val="18"/>
+              </w:rPr>
+              <w:t xml:space="preserve">Legal, trademark, tax, administration 32 (11.3)</w:t>
+            </w:r>
+          </w:p>
+        </w:tc>
+      </w:tr>
+      <w:tr>
+        <w:trPr>
+          <w:cantSplit/>
+          <w:tblHeader w:val="off"/>
+        </w:trPr>
+        <w:tc>
+          <w:tcPr>
+            <w:tcW w:type="dxa" w:w="4834"/>
+            <w:tcBorders>
+              <w:top w:val="single" w:color="C8C8D0" w:sz="4"/>
+              <w:left w:val="single" w:color="C8C8D0" w:sz="4"/>
+              <w:bottom w:val="single" w:color="C8C8D0" w:sz="4"/>
+              <w:right w:val="single" w:color="C8C8D0" w:sz="4"/>
+            </w:tcBorders>
+            <w:tcMar>
+              <w:top w:type="dxa" w:w="50"/>
+              <w:left w:type="dxa" w:w="90"/>
+              <w:bottom w:type="dxa" w:w="50"/>
+              <w:right w:type="dxa" w:w="90"/>
+            </w:tcMar>
+            <w:vAlign w:val="center"/>
+          </w:tcPr>
+          <w:p>
+            <w:pPr>
+              <w:spacing w:after="20" w:before="20" w:line="252"/>
+              <w:jc w:val="left"/>
+            </w:pPr>
+            <w:r>
+              <w:rPr>
+                <w:rFonts w:ascii="Calibri" w:cs="Calibri" w:eastAsia="Calibri" w:hAnsi="Calibri"/>
+                <w:sz w:val="18"/>
+                <w:szCs w:val="18"/>
+              </w:rPr>
+              <w:t xml:space="preserve">Reserve</w:t>
+            </w:r>
+          </w:p>
+        </w:tc>
+        <w:tc>
+          <w:tcPr>
+            <w:tcW w:type="dxa" w:w="868"/>
+            <w:tcBorders>
+              <w:top w:val="single" w:color="C8C8D0" w:sz="4"/>
+              <w:left w:val="single" w:color="C8C8D0" w:sz="4"/>
+              <w:bottom w:val="single" w:color="C8C8D0" w:sz="4"/>
+              <w:right w:val="single" w:color="C8C8D0" w:sz="4"/>
+            </w:tcBorders>
+            <w:tcMar>
+              <w:top w:type="dxa" w:w="50"/>
+              <w:left w:type="dxa" w:w="90"/>
+              <w:bottom w:type="dxa" w:w="50"/>
+              <w:right w:type="dxa" w:w="90"/>
+            </w:tcMar>
+            <w:vAlign w:val="center"/>
+          </w:tcPr>
+          <w:p>
+            <w:pPr>
+              <w:spacing w:after="20" w:before="20" w:line="252"/>
+              <w:jc w:val="right"/>
+            </w:pPr>
+            <w:r>
+              <w:rPr>
+                <w:rFonts w:ascii="Calibri" w:cs="Calibri" w:eastAsia="Calibri" w:hAnsi="Calibri"/>
+                <w:sz w:val="18"/>
+                <w:szCs w:val="18"/>
+              </w:rPr>
+              <w:t xml:space="preserve">~5%</w:t>
+            </w:r>
+          </w:p>
+        </w:tc>
+        <w:tc>
+          <w:tcPr>
+            <w:tcW w:type="dxa" w:w="1257"/>
+            <w:tcBorders>
+              <w:top w:val="single" w:color="C8C8D0" w:sz="4"/>
+              <w:left w:val="single" w:color="C8C8D0" w:sz="4"/>
+              <w:bottom w:val="single" w:color="C8C8D0" w:sz="4"/>
+              <w:right w:val="single" w:color="C8C8D0" w:sz="4"/>
+            </w:tcBorders>
+            <w:tcMar>
+              <w:top w:type="dxa" w:w="50"/>
+              <w:left w:type="dxa" w:w="90"/>
+              <w:bottom w:type="dxa" w:w="50"/>
+              <w:right w:type="dxa" w:w="90"/>
+            </w:tcMar>
+            <w:vAlign w:val="center"/>
+          </w:tcPr>
+          <w:p>
+            <w:pPr>
+              <w:spacing w:after="20" w:before="20" w:line="252"/>
+              <w:jc w:val="left"/>
+            </w:pPr>
+            <w:r>
+              <w:rPr>
+                <w:rFonts w:ascii="Calibri" w:cs="Calibri" w:eastAsia="Calibri" w:hAnsi="Calibri"/>
+                <w:sz w:val="18"/>
+                <w:szCs w:val="18"/>
+              </w:rPr>
+              <w:t xml:space="preserve">€25,000</w:t>
+            </w:r>
+          </w:p>
+        </w:tc>
+        <w:tc>
+          <w:tcPr>
+            <w:tcW w:type="dxa" w:w="2679"/>
+            <w:tcBorders>
+              <w:top w:val="single" w:color="C8C8D0" w:sz="4"/>
+              <w:left w:val="single" w:color="C8C8D0" w:sz="4"/>
+              <w:bottom w:val="single" w:color="C8C8D0" w:sz="4"/>
+              <w:right w:val="single" w:color="C8C8D0" w:sz="4"/>
+            </w:tcBorders>
+            <w:tcMar>
+              <w:top w:type="dxa" w:w="50"/>
+              <w:left w:type="dxa" w:w="90"/>
+              <w:bottom w:type="dxa" w:w="50"/>
+              <w:right w:type="dxa" w:w="90"/>
+            </w:tcMar>
+            <w:vAlign w:val="center"/>
+          </w:tcPr>
+          <w:p>
+            <w:pPr>
+              <w:spacing w:after="20" w:before="20" w:line="252"/>
+              <w:jc w:val="left"/>
+            </w:pPr>
+            <w:r>
+              <w:rPr>
+                <w:rFonts w:ascii="Calibri" w:cs="Calibri" w:eastAsia="Calibri" w:hAnsi="Calibri"/>
+                <w:sz w:val="18"/>
+                <w:szCs w:val="18"/>
+              </w:rPr>
+              <w:t xml:space="preserve">–</w:t>
+            </w:r>
+          </w:p>
+        </w:tc>
+      </w:tr>
+      <w:tr>
+        <w:trPr>
+          <w:cantSplit/>
+          <w:tblHeader w:val="off"/>
+        </w:trPr>
+        <w:tc>
+          <w:tcPr>
+            <w:tcW w:type="dxa" w:w="4834"/>
+            <w:tcBorders>
+              <w:top w:val="single" w:color="C8C8D0" w:sz="4"/>
+              <w:left w:val="single" w:color="C8C8D0" w:sz="4"/>
+              <w:bottom w:val="single" w:color="C8C8D0" w:sz="4"/>
+              <w:right w:val="single" w:color="C8C8D0" w:sz="4"/>
+            </w:tcBorders>
+            <w:shd w:fill="F7F7FA" w:color="auto" w:val="clear"/>
+            <w:tcMar>
+              <w:top w:type="dxa" w:w="50"/>
+              <w:left w:type="dxa" w:w="90"/>
+              <w:bottom w:type="dxa" w:w="50"/>
+              <w:right w:type="dxa" w:w="90"/>
+            </w:tcMar>
+            <w:vAlign w:val="center"/>
+          </w:tcPr>
+          <w:p>
+            <w:pPr>
+              <w:spacing w:after="20" w:before="20" w:line="252"/>
+              <w:jc w:val="left"/>
+            </w:pPr>
+            <w:r>
+              <w:rPr>
+                <w:rFonts w:ascii="Calibri" w:cs="Calibri" w:eastAsia="Calibri" w:hAnsi="Calibri"/>
+                <w:b/>
+                <w:bCs/>
+                <w:sz w:val="18"/>
+                <w:szCs w:val="18"/>
+              </w:rPr>
+              <w:t xml:space="preserve">Total</w:t>
+            </w:r>
+          </w:p>
+        </w:tc>
+        <w:tc>
+          <w:tcPr>
+            <w:tcW w:type="dxa" w:w="868"/>
+            <w:tcBorders>
+              <w:top w:val="single" w:color="C8C8D0" w:sz="4"/>
+              <w:left w:val="single" w:color="C8C8D0" w:sz="4"/>
+              <w:bottom w:val="single" w:color="C8C8D0" w:sz="4"/>
+              <w:right w:val="single" w:color="C8C8D0" w:sz="4"/>
+            </w:tcBorders>
+            <w:shd w:fill="F7F7FA" w:color="auto" w:val="clear"/>
+            <w:tcMar>
+              <w:top w:type="dxa" w:w="50"/>
+              <w:left w:type="dxa" w:w="90"/>
+              <w:bottom w:type="dxa" w:w="50"/>
+              <w:right w:type="dxa" w:w="90"/>
+            </w:tcMar>
+            <w:vAlign w:val="center"/>
+          </w:tcPr>
+          <w:p>
+            <w:pPr>
+              <w:spacing w:after="20" w:before="20" w:line="252"/>
+              <w:jc w:val="right"/>
+            </w:pPr>
+            <w:r>
+              <w:rPr>
+                <w:rFonts w:ascii="Calibri" w:cs="Calibri" w:eastAsia="Calibri" w:hAnsi="Calibri"/>
+                <w:b/>
+                <w:bCs/>
+                <w:sz w:val="18"/>
+                <w:szCs w:val="18"/>
+              </w:rPr>
+              <w:t xml:space="preserve">100%</w:t>
+            </w:r>
+          </w:p>
+        </w:tc>
+        <w:tc>
+          <w:tcPr>
+            <w:tcW w:type="dxa" w:w="1257"/>
+            <w:tcBorders>
+              <w:top w:val="single" w:color="C8C8D0" w:sz="4"/>
+              <w:left w:val="single" w:color="C8C8D0" w:sz="4"/>
+              <w:bottom w:val="single" w:color="C8C8D0" w:sz="4"/>
+              <w:right w:val="single" w:color="C8C8D0" w:sz="4"/>
+            </w:tcBorders>
+            <w:shd w:fill="F7F7FA" w:color="auto" w:val="clear"/>
+            <w:tcMar>
+              <w:top w:type="dxa" w:w="50"/>
+              <w:left w:type="dxa" w:w="90"/>
+              <w:bottom w:type="dxa" w:w="50"/>
+              <w:right w:type="dxa" w:w="90"/>
+            </w:tcMar>
+            <w:vAlign w:val="center"/>
+          </w:tcPr>
+          <w:p>
+            <w:pPr>
+              <w:spacing w:after="20" w:before="20" w:line="252"/>
+              <w:jc w:val="left"/>
+            </w:pPr>
+            <w:r>
+              <w:rPr>
+                <w:rFonts w:ascii="Calibri" w:cs="Calibri" w:eastAsia="Calibri" w:hAnsi="Calibri"/>
+                <w:b/>
+                <w:bCs/>
+                <w:sz w:val="18"/>
+                <w:szCs w:val="18"/>
+              </w:rPr>
+              <w:t xml:space="preserve">€500,000</w:t>
+            </w:r>
+          </w:p>
+        </w:tc>
+        <w:tc>
+          <w:tcPr>
+            <w:tcW w:type="dxa" w:w="2679"/>
+            <w:tcBorders>
+              <w:top w:val="single" w:color="C8C8D0" w:sz="4"/>
+              <w:left w:val="single" w:color="C8C8D0" w:sz="4"/>
+              <w:bottom w:val="single" w:color="C8C8D0" w:sz="4"/>
+              <w:right w:val="single" w:color="C8C8D0" w:sz="4"/>
+            </w:tcBorders>
+            <w:shd w:fill="F7F7FA" w:color="auto" w:val="clear"/>
+            <w:tcMar>
+              <w:top w:type="dxa" w:w="50"/>
+              <w:left w:type="dxa" w:w="90"/>
+              <w:bottom w:type="dxa" w:w="50"/>
+              <w:right w:type="dxa" w:w="90"/>
+            </w:tcMar>
+            <w:vAlign w:val="center"/>
+          </w:tcPr>
+          <w:p>
+            <w:pPr>
+              <w:spacing w:after="20" w:before="20" w:line="252"/>
+              <w:jc w:val="left"/>
+            </w:pPr>
+          </w:p>
+        </w:tc>
+      </w:tr>
+    </w:tbl>
+    <w:p>
+      <w:pPr>
+        <w:spacing w:after="100"/>
+      </w:pPr>
+    </w:p>
+    <w:p>
+      <w:pPr>
+        <w:spacing w:after="140" w:line="288"/>
+        <w:jc w:val="both"/>
+      </w:pPr>
+      <w:r>
+        <w:rPr>
+          <w:rFonts w:ascii="Calibri" w:cs="Calibri" w:eastAsia="Calibri" w:hAnsi="Calibri"/>
+          <w:sz w:val="21"/>
+          <w:szCs w:val="21"/>
+        </w:rPr>
+        <w:t xml:space="preserve">The round pre-finances the gross costs of the first 24 months: base €563k (165 + 398, table 11.3) plus vision €145k (30 + 115, table 11.5) = €708k. The round covers €475k of this (excluding the reserve); revenue of €606k covers the remaining €233k (base 51 + 336 = €387k, vision 27 + 192 = €219k). The revenue surplus of €373k plus the €25k reserve make up the €398k cash at the end of Y2 (table below): 500 − 708 + 606 = 398. Freelance costs (€40k) and infrastructure (€33k) are paid entirely from revenue. At €50k, the legal/trademark/data-protection line is €18k above the figure in 11.3; once the proposal is confirmed, that line in 11.3 will be adjusted – until then the reserve covers the difference.</w:t>
+      </w:r>
+    </w:p>
+    <w:p>
+      <w:pPr>
+        <w:spacing w:after="140" w:line="288"/>
+        <w:jc w:val="both"/>
+      </w:pPr>
+      <w:r>
+        <w:rPr>
+          <w:rFonts w:ascii="Calibri" w:cs="Calibri" w:eastAsia="Calibri" w:hAnsi="Calibri"/>
+          <w:b/>
+          <w:bCs/>
+          <w:sz w:val="21"/>
+          <w:szCs w:val="21"/>
+        </w:rPr>
+        <w:t xml:space="preserve">Cash with €500k (€k, year-end values)</w:t>
+      </w:r>
+      <w:r>
+        <w:rPr>
+          <w:rFonts w:ascii="Calibri" w:cs="Calibri" w:eastAsia="Calibri" w:hAnsi="Calibri"/>
+          <w:sz w:val="21"/>
+          <w:szCs w:val="21"/>
+        </w:rPr>
+        <w:t xml:space="preserve"> – year-end cash = previous year + annual result from 11.4 or 11.5:</w:t>
+      </w:r>
+    </w:p>
+    <w:tbl>
+      <w:tblPr>
+        <w:tblW w:type="dxa" w:w="9638"/>
+        <w:tblBorders>
+          <w:top w:val="single" w:color="auto" w:sz="4"/>
+          <w:left w:val="single" w:color="auto" w:sz="4"/>
+          <w:bottom w:val="single" w:color="auto" w:sz="4"/>
+          <w:right w:val="single" w:color="auto" w:sz="4"/>
+          <w:insideH w:val="single" w:color="auto" w:sz="4"/>
+          <w:insideV w:val="single" w:color="auto" w:sz="4"/>
+        </w:tblBorders>
+      </w:tblPr>
+      <w:tblGrid>
+        <w:gridCol w:w="5649"/>
+        <w:gridCol w:w="997"/>
+        <w:gridCol w:w="997"/>
+        <w:gridCol w:w="997"/>
+        <w:gridCol w:w="998"/>
+      </w:tblGrid>
+      <w:tr>
+        <w:trPr>
+          <w:cantSplit/>
+          <w:tblHeader/>
+        </w:trPr>
+        <w:tc>
+          <w:tcPr>
+            <w:tcW w:type="dxa" w:w="5649"/>
+            <w:tcBorders>
+              <w:top w:val="single" w:color="C8C8D0" w:sz="4"/>
+              <w:left w:val="single" w:color="C8C8D0" w:sz="4"/>
+              <w:bottom w:val="single" w:color="C8C8D0" w:sz="4"/>
+              <w:right w:val="single" w:color="C8C8D0" w:sz="4"/>
+            </w:tcBorders>
+            <w:shd w:fill="FCE4EE" w:color="auto" w:val="clear"/>
+            <w:tcMar>
+              <w:top w:type="dxa" w:w="50"/>
+              <w:left w:type="dxa" w:w="90"/>
+              <w:bottom w:type="dxa" w:w="50"/>
+              <w:right w:type="dxa" w:w="90"/>
+            </w:tcMar>
+            <w:vAlign w:val="center"/>
+          </w:tcPr>
+          <w:p>
+            <w:pPr>
+              <w:spacing w:after="20" w:before="20" w:line="252"/>
+              <w:jc w:val="left"/>
+            </w:pPr>
+            <w:r>
+              <w:rPr>
+                <w:rFonts w:ascii="Calibri" w:cs="Calibri" w:eastAsia="Calibri" w:hAnsi="Calibri"/>
+                <w:b/>
+                <w:bCs/>
+                <w:color w:val="0F1115"/>
+                <w:sz w:val="16"/>
+                <w:szCs w:val="16"/>
+              </w:rPr>
+              <w:t xml:space="preserve">Scenario (result Y1 / Y2 / Y3)</w:t>
+            </w:r>
+          </w:p>
+        </w:tc>
+        <w:tc>
+          <w:tcPr>
+            <w:tcW w:type="dxa" w:w="997"/>
+            <w:tcBorders>
+              <w:top w:val="single" w:color="C8C8D0" w:sz="4"/>
+              <w:left w:val="single" w:color="C8C8D0" w:sz="4"/>
+              <w:bottom w:val="single" w:color="C8C8D0" w:sz="4"/>
+              <w:right w:val="single" w:color="C8C8D0" w:sz="4"/>
+            </w:tcBorders>
+            <w:shd w:fill="FCE4EE" w:color="auto" w:val="clear"/>
+            <w:tcMar>
+              <w:top w:type="dxa" w:w="50"/>
+              <w:left w:type="dxa" w:w="90"/>
+              <w:bottom w:type="dxa" w:w="50"/>
+              <w:right w:type="dxa" w:w="90"/>
+            </w:tcMar>
+            <w:vAlign w:val="center"/>
+          </w:tcPr>
+          <w:p>
+            <w:pPr>
+              <w:spacing w:after="20" w:before="20" w:line="252"/>
+              <w:jc w:val="left"/>
+            </w:pPr>
+            <w:r>
+              <w:rPr>
+                <w:rFonts w:ascii="Calibri" w:cs="Calibri" w:eastAsia="Calibri" w:hAnsi="Calibri"/>
+                <w:b/>
+                <w:bCs/>
+                <w:color w:val="0F1115"/>
+                <w:sz w:val="16"/>
+                <w:szCs w:val="16"/>
+              </w:rPr>
+              <w:t xml:space="preserve">Start</w:t>
+            </w:r>
+          </w:p>
+        </w:tc>
+        <w:tc>
+          <w:tcPr>
+            <w:tcW w:type="dxa" w:w="997"/>
+            <w:tcBorders>
+              <w:top w:val="single" w:color="C8C8D0" w:sz="4"/>
+              <w:left w:val="single" w:color="C8C8D0" w:sz="4"/>
+              <w:bottom w:val="single" w:color="C8C8D0" w:sz="4"/>
+              <w:right w:val="single" w:color="C8C8D0" w:sz="4"/>
+            </w:tcBorders>
+            <w:shd w:fill="FCE4EE" w:color="auto" w:val="clear"/>
+            <w:tcMar>
+              <w:top w:type="dxa" w:w="50"/>
+              <w:left w:type="dxa" w:w="90"/>
+              <w:bottom w:type="dxa" w:w="50"/>
+              <w:right w:type="dxa" w:w="90"/>
+            </w:tcMar>
+            <w:vAlign w:val="center"/>
+          </w:tcPr>
+          <w:p>
+            <w:pPr>
+              <w:spacing w:after="20" w:before="20" w:line="252"/>
+              <w:jc w:val="left"/>
+            </w:pPr>
+            <w:r>
+              <w:rPr>
+                <w:rFonts w:ascii="Calibri" w:cs="Calibri" w:eastAsia="Calibri" w:hAnsi="Calibri"/>
+                <w:b/>
+                <w:bCs/>
+                <w:color w:val="0F1115"/>
+                <w:sz w:val="16"/>
+                <w:szCs w:val="16"/>
+              </w:rPr>
+              <w:t xml:space="preserve">End Y1</w:t>
+            </w:r>
+          </w:p>
+        </w:tc>
+        <w:tc>
+          <w:tcPr>
+            <w:tcW w:type="dxa" w:w="997"/>
+            <w:tcBorders>
+              <w:top w:val="single" w:color="C8C8D0" w:sz="4"/>
+              <w:left w:val="single" w:color="C8C8D0" w:sz="4"/>
+              <w:bottom w:val="single" w:color="C8C8D0" w:sz="4"/>
+              <w:right w:val="single" w:color="C8C8D0" w:sz="4"/>
+            </w:tcBorders>
+            <w:shd w:fill="FCE4EE" w:color="auto" w:val="clear"/>
+            <w:tcMar>
+              <w:top w:type="dxa" w:w="50"/>
+              <w:left w:type="dxa" w:w="90"/>
+              <w:bottom w:type="dxa" w:w="50"/>
+              <w:right w:type="dxa" w:w="90"/>
+            </w:tcMar>
+            <w:vAlign w:val="center"/>
+          </w:tcPr>
+          <w:p>
+            <w:pPr>
+              <w:spacing w:after="20" w:before="20" w:line="252"/>
+              <w:jc w:val="left"/>
+            </w:pPr>
+            <w:r>
+              <w:rPr>
+                <w:rFonts w:ascii="Calibri" w:cs="Calibri" w:eastAsia="Calibri" w:hAnsi="Calibri"/>
+                <w:b/>
+                <w:bCs/>
+                <w:color w:val="0F1115"/>
+                <w:sz w:val="16"/>
+                <w:szCs w:val="16"/>
+              </w:rPr>
+              <w:t xml:space="preserve">End Y2</w:t>
+            </w:r>
+          </w:p>
+        </w:tc>
+        <w:tc>
+          <w:tcPr>
+            <w:tcW w:type="dxa" w:w="998"/>
+            <w:tcBorders>
+              <w:top w:val="single" w:color="C8C8D0" w:sz="4"/>
+              <w:left w:val="single" w:color="C8C8D0" w:sz="4"/>
+              <w:bottom w:val="single" w:color="C8C8D0" w:sz="4"/>
+              <w:right w:val="single" w:color="C8C8D0" w:sz="4"/>
+            </w:tcBorders>
+            <w:shd w:fill="FCE4EE" w:color="auto" w:val="clear"/>
+            <w:tcMar>
+              <w:top w:type="dxa" w:w="50"/>
+              <w:left w:type="dxa" w:w="90"/>
+              <w:bottom w:type="dxa" w:w="50"/>
+              <w:right w:type="dxa" w:w="90"/>
+            </w:tcMar>
+            <w:vAlign w:val="center"/>
+          </w:tcPr>
+          <w:p>
+            <w:pPr>
+              <w:spacing w:after="20" w:before="20" w:line="252"/>
+              <w:jc w:val="left"/>
+            </w:pPr>
+            <w:r>
+              <w:rPr>
+                <w:rFonts w:ascii="Calibri" w:cs="Calibri" w:eastAsia="Calibri" w:hAnsi="Calibri"/>
+                <w:b/>
+                <w:bCs/>
+                <w:color w:val="0F1115"/>
+                <w:sz w:val="16"/>
+                <w:szCs w:val="16"/>
+              </w:rPr>
+              <w:t xml:space="preserve">End Y3</w:t>
+            </w:r>
+          </w:p>
+        </w:tc>
+      </w:tr>
+      <w:tr>
+        <w:trPr>
+          <w:cantSplit/>
+          <w:tblHeader w:val="off"/>
+        </w:trPr>
+        <w:tc>
+          <w:tcPr>
+            <w:tcW w:type="dxa" w:w="5649"/>
+            <w:tcBorders>
+              <w:top w:val="single" w:color="C8C8D0" w:sz="4"/>
+              <w:left w:val="single" w:color="C8C8D0" w:sz="4"/>
+              <w:bottom w:val="single" w:color="C8C8D0" w:sz="4"/>
+              <w:right w:val="single" w:color="C8C8D0" w:sz="4"/>
+            </w:tcBorders>
+            <w:tcMar>
+              <w:top w:type="dxa" w:w="50"/>
+              <w:left w:type="dxa" w:w="90"/>
+              <w:bottom w:type="dxa" w:w="50"/>
+              <w:right w:type="dxa" w:w="90"/>
+            </w:tcMar>
+            <w:vAlign w:val="center"/>
+          </w:tcPr>
+          <w:p>
+            <w:pPr>
+              <w:spacing w:after="20" w:before="20" w:line="252"/>
+              <w:jc w:val="left"/>
+            </w:pPr>
+            <w:r>
+              <w:rPr>
+                <w:rFonts w:ascii="Calibri" w:cs="Calibri" w:eastAsia="Calibri" w:hAnsi="Calibri"/>
+                <w:sz w:val="16"/>
+                <w:szCs w:val="16"/>
+              </w:rPr>
+              <w:t xml:space="preserve">Conservative (−105 / −149 / −62)</w:t>
+            </w:r>
+          </w:p>
+        </w:tc>
+        <w:tc>
+          <w:tcPr>
+            <w:tcW w:type="dxa" w:w="997"/>
+            <w:tcBorders>
+              <w:top w:val="single" w:color="C8C8D0" w:sz="4"/>
+              <w:left w:val="single" w:color="C8C8D0" w:sz="4"/>
+              <w:bottom w:val="single" w:color="C8C8D0" w:sz="4"/>
+              <w:right w:val="single" w:color="C8C8D0" w:sz="4"/>
+            </w:tcBorders>
+            <w:tcMar>
+              <w:top w:type="dxa" w:w="50"/>
+              <w:left w:type="dxa" w:w="90"/>
+              <w:bottom w:type="dxa" w:w="50"/>
+              <w:right w:type="dxa" w:w="90"/>
+            </w:tcMar>
+            <w:vAlign w:val="center"/>
+          </w:tcPr>
+          <w:p>
+            <w:pPr>
+              <w:spacing w:after="20" w:before="20" w:line="252"/>
+              <w:jc w:val="right"/>
+            </w:pPr>
+            <w:r>
+              <w:rPr>
+                <w:rFonts w:ascii="Calibri" w:cs="Calibri" w:eastAsia="Calibri" w:hAnsi="Calibri"/>
+                <w:sz w:val="16"/>
+                <w:szCs w:val="16"/>
+              </w:rPr>
+              <w:t xml:space="preserve">500</w:t>
+            </w:r>
+          </w:p>
+        </w:tc>
+        <w:tc>
+          <w:tcPr>
+            <w:tcW w:type="dxa" w:w="997"/>
+            <w:tcBorders>
+              <w:top w:val="single" w:color="C8C8D0" w:sz="4"/>
+              <w:left w:val="single" w:color="C8C8D0" w:sz="4"/>
+              <w:bottom w:val="single" w:color="C8C8D0" w:sz="4"/>
+              <w:right w:val="single" w:color="C8C8D0" w:sz="4"/>
+            </w:tcBorders>
+            <w:tcMar>
+              <w:top w:type="dxa" w:w="50"/>
+              <w:left w:type="dxa" w:w="90"/>
+              <w:bottom w:type="dxa" w:w="50"/>
+              <w:right w:type="dxa" w:w="90"/>
+            </w:tcMar>
+            <w:vAlign w:val="center"/>
+          </w:tcPr>
+          <w:p>
+            <w:pPr>
+              <w:spacing w:after="20" w:before="20" w:line="252"/>
+              <w:jc w:val="right"/>
+            </w:pPr>
+            <w:r>
+              <w:rPr>
+                <w:rFonts w:ascii="Calibri" w:cs="Calibri" w:eastAsia="Calibri" w:hAnsi="Calibri"/>
+                <w:sz w:val="16"/>
+                <w:szCs w:val="16"/>
+              </w:rPr>
+              <w:t xml:space="preserve">395</w:t>
+            </w:r>
+          </w:p>
+        </w:tc>
+        <w:tc>
+          <w:tcPr>
+            <w:tcW w:type="dxa" w:w="997"/>
+            <w:tcBorders>
+              <w:top w:val="single" w:color="C8C8D0" w:sz="4"/>
+              <w:left w:val="single" w:color="C8C8D0" w:sz="4"/>
+              <w:bottom w:val="single" w:color="C8C8D0" w:sz="4"/>
+              <w:right w:val="single" w:color="C8C8D0" w:sz="4"/>
+            </w:tcBorders>
+            <w:tcMar>
+              <w:top w:type="dxa" w:w="50"/>
+              <w:left w:type="dxa" w:w="90"/>
+              <w:bottom w:type="dxa" w:w="50"/>
+              <w:right w:type="dxa" w:w="90"/>
+            </w:tcMar>
+            <w:vAlign w:val="center"/>
+          </w:tcPr>
+          <w:p>
+            <w:pPr>
+              <w:spacing w:after="20" w:before="20" w:line="252"/>
+              <w:jc w:val="right"/>
+            </w:pPr>
+            <w:r>
+              <w:rPr>
+                <w:rFonts w:ascii="Calibri" w:cs="Calibri" w:eastAsia="Calibri" w:hAnsi="Calibri"/>
+                <w:sz w:val="16"/>
+                <w:szCs w:val="16"/>
+              </w:rPr>
+              <w:t xml:space="preserve">246</w:t>
+            </w:r>
+          </w:p>
+        </w:tc>
+        <w:tc>
+          <w:tcPr>
+            <w:tcW w:type="dxa" w:w="998"/>
+            <w:tcBorders>
+              <w:top w:val="single" w:color="C8C8D0" w:sz="4"/>
+              <w:left w:val="single" w:color="C8C8D0" w:sz="4"/>
+              <w:bottom w:val="single" w:color="C8C8D0" w:sz="4"/>
+              <w:right w:val="single" w:color="C8C8D0" w:sz="4"/>
+            </w:tcBorders>
+            <w:tcMar>
+              <w:top w:type="dxa" w:w="50"/>
+              <w:left w:type="dxa" w:w="90"/>
+              <w:bottom w:type="dxa" w:w="50"/>
+              <w:right w:type="dxa" w:w="90"/>
+            </w:tcMar>
+            <w:vAlign w:val="center"/>
+          </w:tcPr>
+          <w:p>
+            <w:pPr>
+              <w:spacing w:after="20" w:before="20" w:line="252"/>
+              <w:jc w:val="right"/>
+            </w:pPr>
+            <w:r>
+              <w:rPr>
+                <w:rFonts w:ascii="Calibri" w:cs="Calibri" w:eastAsia="Calibri" w:hAnsi="Calibri"/>
+                <w:sz w:val="16"/>
+                <w:szCs w:val="16"/>
+              </w:rPr>
+              <w:t xml:space="preserve">184</w:t>
+            </w:r>
+          </w:p>
+        </w:tc>
+      </w:tr>
+      <w:tr>
+        <w:trPr>
+          <w:cantSplit/>
+          <w:tblHeader w:val="off"/>
+        </w:trPr>
+        <w:tc>
+          <w:tcPr>
+            <w:tcW w:type="dxa" w:w="5649"/>
+            <w:tcBorders>
+              <w:top w:val="single" w:color="C8C8D0" w:sz="4"/>
+              <w:left w:val="single" w:color="C8C8D0" w:sz="4"/>
+              <w:bottom w:val="single" w:color="C8C8D0" w:sz="4"/>
+              <w:right w:val="single" w:color="C8C8D0" w:sz="4"/>
+            </w:tcBorders>
+            <w:shd w:fill="F7F7FA" w:color="auto" w:val="clear"/>
+            <w:tcMar>
+              <w:top w:type="dxa" w:w="50"/>
+              <w:left w:type="dxa" w:w="90"/>
+              <w:bottom w:type="dxa" w:w="50"/>
+              <w:right w:type="dxa" w:w="90"/>
+            </w:tcMar>
+            <w:vAlign w:val="center"/>
+          </w:tcPr>
+          <w:p>
+            <w:pPr>
+              <w:spacing w:after="20" w:before="20" w:line="252"/>
+              <w:jc w:val="left"/>
+            </w:pPr>
+            <w:r>
+              <w:rPr>
+                <w:rFonts w:ascii="Calibri" w:cs="Calibri" w:eastAsia="Calibri" w:hAnsi="Calibri"/>
+                <w:b/>
+                <w:bCs/>
+                <w:sz w:val="16"/>
+                <w:szCs w:val="16"/>
+              </w:rPr>
+              <w:t xml:space="preserve">Base (−114 / −62 / +329)</w:t>
+            </w:r>
+          </w:p>
+        </w:tc>
+        <w:tc>
+          <w:tcPr>
+            <w:tcW w:type="dxa" w:w="997"/>
+            <w:tcBorders>
+              <w:top w:val="single" w:color="C8C8D0" w:sz="4"/>
+              <w:left w:val="single" w:color="C8C8D0" w:sz="4"/>
+              <w:bottom w:val="single" w:color="C8C8D0" w:sz="4"/>
+              <w:right w:val="single" w:color="C8C8D0" w:sz="4"/>
+            </w:tcBorders>
+            <w:shd w:fill="F7F7FA" w:color="auto" w:val="clear"/>
+            <w:tcMar>
+              <w:top w:type="dxa" w:w="50"/>
+              <w:left w:type="dxa" w:w="90"/>
+              <w:bottom w:type="dxa" w:w="50"/>
+              <w:right w:type="dxa" w:w="90"/>
+            </w:tcMar>
+            <w:vAlign w:val="center"/>
+          </w:tcPr>
+          <w:p>
+            <w:pPr>
+              <w:spacing w:after="20" w:before="20" w:line="252"/>
+              <w:jc w:val="right"/>
+            </w:pPr>
+            <w:r>
+              <w:rPr>
+                <w:rFonts w:ascii="Calibri" w:cs="Calibri" w:eastAsia="Calibri" w:hAnsi="Calibri"/>
+                <w:b/>
+                <w:bCs/>
+                <w:sz w:val="16"/>
+                <w:szCs w:val="16"/>
+              </w:rPr>
+              <w:t xml:space="preserve">500</w:t>
+            </w:r>
+          </w:p>
+        </w:tc>
+        <w:tc>
+          <w:tcPr>
+            <w:tcW w:type="dxa" w:w="997"/>
+            <w:tcBorders>
+              <w:top w:val="single" w:color="C8C8D0" w:sz="4"/>
+              <w:left w:val="single" w:color="C8C8D0" w:sz="4"/>
+              <w:bottom w:val="single" w:color="C8C8D0" w:sz="4"/>
+              <w:right w:val="single" w:color="C8C8D0" w:sz="4"/>
+            </w:tcBorders>
+            <w:shd w:fill="F7F7FA" w:color="auto" w:val="clear"/>
+            <w:tcMar>
+              <w:top w:type="dxa" w:w="50"/>
+              <w:left w:type="dxa" w:w="90"/>
+              <w:bottom w:type="dxa" w:w="50"/>
+              <w:right w:type="dxa" w:w="90"/>
+            </w:tcMar>
+            <w:vAlign w:val="center"/>
+          </w:tcPr>
+          <w:p>
+            <w:pPr>
+              <w:spacing w:after="20" w:before="20" w:line="252"/>
+              <w:jc w:val="right"/>
+            </w:pPr>
+            <w:r>
+              <w:rPr>
+                <w:rFonts w:ascii="Calibri" w:cs="Calibri" w:eastAsia="Calibri" w:hAnsi="Calibri"/>
+                <w:b/>
+                <w:bCs/>
+                <w:sz w:val="16"/>
+                <w:szCs w:val="16"/>
+              </w:rPr>
+              <w:t xml:space="preserve">386</w:t>
+            </w:r>
+          </w:p>
+        </w:tc>
+        <w:tc>
+          <w:tcPr>
+            <w:tcW w:type="dxa" w:w="997"/>
+            <w:tcBorders>
+              <w:top w:val="single" w:color="C8C8D0" w:sz="4"/>
+              <w:left w:val="single" w:color="C8C8D0" w:sz="4"/>
+              <w:bottom w:val="single" w:color="C8C8D0" w:sz="4"/>
+              <w:right w:val="single" w:color="C8C8D0" w:sz="4"/>
+            </w:tcBorders>
+            <w:shd w:fill="F7F7FA" w:color="auto" w:val="clear"/>
+            <w:tcMar>
+              <w:top w:type="dxa" w:w="50"/>
+              <w:left w:type="dxa" w:w="90"/>
+              <w:bottom w:type="dxa" w:w="50"/>
+              <w:right w:type="dxa" w:w="90"/>
+            </w:tcMar>
+            <w:vAlign w:val="center"/>
+          </w:tcPr>
+          <w:p>
+            <w:pPr>
+              <w:spacing w:after="20" w:before="20" w:line="252"/>
+              <w:jc w:val="right"/>
+            </w:pPr>
+            <w:r>
+              <w:rPr>
+                <w:rFonts w:ascii="Calibri" w:cs="Calibri" w:eastAsia="Calibri" w:hAnsi="Calibri"/>
+                <w:b/>
+                <w:bCs/>
+                <w:sz w:val="16"/>
+                <w:szCs w:val="16"/>
+              </w:rPr>
+              <w:t xml:space="preserve">324</w:t>
+            </w:r>
+          </w:p>
+        </w:tc>
+        <w:tc>
+          <w:tcPr>
+            <w:tcW w:type="dxa" w:w="998"/>
+            <w:tcBorders>
+              <w:top w:val="single" w:color="C8C8D0" w:sz="4"/>
+              <w:left w:val="single" w:color="C8C8D0" w:sz="4"/>
+              <w:bottom w:val="single" w:color="C8C8D0" w:sz="4"/>
+              <w:right w:val="single" w:color="C8C8D0" w:sz="4"/>
+            </w:tcBorders>
+            <w:shd w:fill="F7F7FA" w:color="auto" w:val="clear"/>
+            <w:tcMar>
+              <w:top w:type="dxa" w:w="50"/>
+              <w:left w:type="dxa" w:w="90"/>
+              <w:bottom w:type="dxa" w:w="50"/>
+              <w:right w:type="dxa" w:w="90"/>
+            </w:tcMar>
+            <w:vAlign w:val="center"/>
+          </w:tcPr>
+          <w:p>
+            <w:pPr>
+              <w:spacing w:after="20" w:before="20" w:line="252"/>
+              <w:jc w:val="right"/>
+            </w:pPr>
+            <w:r>
+              <w:rPr>
+                <w:rFonts w:ascii="Calibri" w:cs="Calibri" w:eastAsia="Calibri" w:hAnsi="Calibri"/>
+                <w:b/>
+                <w:bCs/>
+                <w:sz w:val="16"/>
+                <w:szCs w:val="16"/>
+              </w:rPr>
+              <w:t xml:space="preserve">653</w:t>
+            </w:r>
+          </w:p>
+        </w:tc>
+      </w:tr>
+      <w:tr>
+        <w:trPr>
+          <w:cantSplit/>
+          <w:tblHeader w:val="off"/>
+        </w:trPr>
+        <w:tc>
+          <w:tcPr>
+            <w:tcW w:type="dxa" w:w="5649"/>
+            <w:tcBorders>
+              <w:top w:val="single" w:color="C8C8D0" w:sz="4"/>
+              <w:left w:val="single" w:color="C8C8D0" w:sz="4"/>
+              <w:bottom w:val="single" w:color="C8C8D0" w:sz="4"/>
+              <w:right w:val="single" w:color="C8C8D0" w:sz="4"/>
+            </w:tcBorders>
+            <w:tcMar>
+              <w:top w:type="dxa" w:w="50"/>
+              <w:left w:type="dxa" w:w="90"/>
+              <w:bottom w:type="dxa" w:w="50"/>
+              <w:right w:type="dxa" w:w="90"/>
+            </w:tcMar>
+            <w:vAlign w:val="center"/>
+          </w:tcPr>
+          <w:p>
+            <w:pPr>
+              <w:spacing w:after="20" w:before="20" w:line="252"/>
+              <w:jc w:val="left"/>
+            </w:pPr>
+            <w:r>
+              <w:rPr>
+                <w:rFonts w:ascii="Calibri" w:cs="Calibri" w:eastAsia="Calibri" w:hAnsi="Calibri"/>
+                <w:sz w:val="16"/>
+                <w:szCs w:val="16"/>
+              </w:rPr>
+              <w:t xml:space="preserve">Base incl. vision (−117 / +15 / +736)</w:t>
+            </w:r>
+          </w:p>
+        </w:tc>
+        <w:tc>
+          <w:tcPr>
+            <w:tcW w:type="dxa" w:w="997"/>
+            <w:tcBorders>
+              <w:top w:val="single" w:color="C8C8D0" w:sz="4"/>
+              <w:left w:val="single" w:color="C8C8D0" w:sz="4"/>
+              <w:bottom w:val="single" w:color="C8C8D0" w:sz="4"/>
+              <w:right w:val="single" w:color="C8C8D0" w:sz="4"/>
+            </w:tcBorders>
+            <w:tcMar>
+              <w:top w:type="dxa" w:w="50"/>
+              <w:left w:type="dxa" w:w="90"/>
+              <w:bottom w:type="dxa" w:w="50"/>
+              <w:right w:type="dxa" w:w="90"/>
+            </w:tcMar>
+            <w:vAlign w:val="center"/>
+          </w:tcPr>
+          <w:p>
+            <w:pPr>
+              <w:spacing w:after="20" w:before="20" w:line="252"/>
+              <w:jc w:val="right"/>
+            </w:pPr>
+            <w:r>
+              <w:rPr>
+                <w:rFonts w:ascii="Calibri" w:cs="Calibri" w:eastAsia="Calibri" w:hAnsi="Calibri"/>
+                <w:sz w:val="16"/>
+                <w:szCs w:val="16"/>
+              </w:rPr>
+              <w:t xml:space="preserve">500</w:t>
+            </w:r>
+          </w:p>
+        </w:tc>
+        <w:tc>
+          <w:tcPr>
+            <w:tcW w:type="dxa" w:w="997"/>
+            <w:tcBorders>
+              <w:top w:val="single" w:color="C8C8D0" w:sz="4"/>
+              <w:left w:val="single" w:color="C8C8D0" w:sz="4"/>
+              <w:bottom w:val="single" w:color="C8C8D0" w:sz="4"/>
+              <w:right w:val="single" w:color="C8C8D0" w:sz="4"/>
+            </w:tcBorders>
+            <w:tcMar>
+              <w:top w:type="dxa" w:w="50"/>
+              <w:left w:type="dxa" w:w="90"/>
+              <w:bottom w:type="dxa" w:w="50"/>
+              <w:right w:type="dxa" w:w="90"/>
+            </w:tcMar>
+            <w:vAlign w:val="center"/>
+          </w:tcPr>
+          <w:p>
+            <w:pPr>
+              <w:spacing w:after="20" w:before="20" w:line="252"/>
+              <w:jc w:val="right"/>
+            </w:pPr>
+            <w:r>
+              <w:rPr>
+                <w:rFonts w:ascii="Calibri" w:cs="Calibri" w:eastAsia="Calibri" w:hAnsi="Calibri"/>
+                <w:sz w:val="16"/>
+                <w:szCs w:val="16"/>
+              </w:rPr>
+              <w:t xml:space="preserve">383</w:t>
+            </w:r>
+          </w:p>
+        </w:tc>
+        <w:tc>
+          <w:tcPr>
+            <w:tcW w:type="dxa" w:w="997"/>
+            <w:tcBorders>
+              <w:top w:val="single" w:color="C8C8D0" w:sz="4"/>
+              <w:left w:val="single" w:color="C8C8D0" w:sz="4"/>
+              <w:bottom w:val="single" w:color="C8C8D0" w:sz="4"/>
+              <w:right w:val="single" w:color="C8C8D0" w:sz="4"/>
+            </w:tcBorders>
+            <w:tcMar>
+              <w:top w:type="dxa" w:w="50"/>
+              <w:left w:type="dxa" w:w="90"/>
+              <w:bottom w:type="dxa" w:w="50"/>
+              <w:right w:type="dxa" w:w="90"/>
+            </w:tcMar>
+            <w:vAlign w:val="center"/>
+          </w:tcPr>
+          <w:p>
+            <w:pPr>
+              <w:spacing w:after="20" w:before="20" w:line="252"/>
+              <w:jc w:val="right"/>
+            </w:pPr>
+            <w:r>
+              <w:rPr>
+                <w:rFonts w:ascii="Calibri" w:cs="Calibri" w:eastAsia="Calibri" w:hAnsi="Calibri"/>
+                <w:sz w:val="16"/>
+                <w:szCs w:val="16"/>
+              </w:rPr>
+              <w:t xml:space="preserve">398</w:t>
+            </w:r>
+          </w:p>
+        </w:tc>
+        <w:tc>
+          <w:tcPr>
+            <w:tcW w:type="dxa" w:w="998"/>
+            <w:tcBorders>
+              <w:top w:val="single" w:color="C8C8D0" w:sz="4"/>
+              <w:left w:val="single" w:color="C8C8D0" w:sz="4"/>
+              <w:bottom w:val="single" w:color="C8C8D0" w:sz="4"/>
+              <w:right w:val="single" w:color="C8C8D0" w:sz="4"/>
+            </w:tcBorders>
+            <w:tcMar>
+              <w:top w:type="dxa" w:w="50"/>
+              <w:left w:type="dxa" w:w="90"/>
+              <w:bottom w:type="dxa" w:w="50"/>
+              <w:right w:type="dxa" w:w="90"/>
+            </w:tcMar>
+            <w:vAlign w:val="center"/>
+          </w:tcPr>
+          <w:p>
+            <w:pPr>
+              <w:spacing w:after="20" w:before="20" w:line="252"/>
+              <w:jc w:val="right"/>
+            </w:pPr>
+            <w:r>
+              <w:rPr>
+                <w:rFonts w:ascii="Calibri" w:cs="Calibri" w:eastAsia="Calibri" w:hAnsi="Calibri"/>
+                <w:sz w:val="16"/>
+                <w:szCs w:val="16"/>
+              </w:rPr>
+              <w:t xml:space="preserve">1,134</w:t>
+            </w:r>
+          </w:p>
+        </w:tc>
+      </w:tr>
+      <w:tr>
+        <w:trPr>
+          <w:cantSplit/>
+          <w:tblHeader w:val="off"/>
+        </w:trPr>
+        <w:tc>
+          <w:tcPr>
+            <w:tcW w:type="dxa" w:w="5649"/>
+            <w:tcBorders>
+              <w:top w:val="single" w:color="C8C8D0" w:sz="4"/>
+              <w:left w:val="single" w:color="C8C8D0" w:sz="4"/>
+              <w:bottom w:val="single" w:color="C8C8D0" w:sz="4"/>
+              <w:right w:val="single" w:color="C8C8D0" w:sz="4"/>
+            </w:tcBorders>
+            <w:shd w:fill="F7F7FA" w:color="auto" w:val="clear"/>
+            <w:tcMar>
+              <w:top w:type="dxa" w:w="50"/>
+              <w:left w:type="dxa" w:w="90"/>
+              <w:bottom w:type="dxa" w:w="50"/>
+              <w:right w:type="dxa" w:w="90"/>
+            </w:tcMar>
+            <w:vAlign w:val="center"/>
+          </w:tcPr>
+          <w:p>
+            <w:pPr>
+              <w:spacing w:after="20" w:before="20" w:line="252"/>
+              <w:jc w:val="left"/>
+            </w:pPr>
+            <w:r>
+              <w:rPr>
+                <w:rFonts w:ascii="Calibri" w:cs="Calibri" w:eastAsia="Calibri" w:hAnsi="Calibri"/>
+                <w:sz w:val="16"/>
+                <w:szCs w:val="16"/>
+              </w:rPr>
+              <w:t xml:space="preserve">Optimistic (−66 / +373 / +1,501)</w:t>
+            </w:r>
+          </w:p>
+        </w:tc>
+        <w:tc>
+          <w:tcPr>
+            <w:tcW w:type="dxa" w:w="997"/>
+            <w:tcBorders>
+              <w:top w:val="single" w:color="C8C8D0" w:sz="4"/>
+              <w:left w:val="single" w:color="C8C8D0" w:sz="4"/>
+              <w:bottom w:val="single" w:color="C8C8D0" w:sz="4"/>
+              <w:right w:val="single" w:color="C8C8D0" w:sz="4"/>
+            </w:tcBorders>
+            <w:shd w:fill="F7F7FA" w:color="auto" w:val="clear"/>
+            <w:tcMar>
+              <w:top w:type="dxa" w:w="50"/>
+              <w:left w:type="dxa" w:w="90"/>
+              <w:bottom w:type="dxa" w:w="50"/>
+              <w:right w:type="dxa" w:w="90"/>
+            </w:tcMar>
+            <w:vAlign w:val="center"/>
+          </w:tcPr>
+          <w:p>
+            <w:pPr>
+              <w:spacing w:after="20" w:before="20" w:line="252"/>
+              <w:jc w:val="right"/>
+            </w:pPr>
+            <w:r>
+              <w:rPr>
+                <w:rFonts w:ascii="Calibri" w:cs="Calibri" w:eastAsia="Calibri" w:hAnsi="Calibri"/>
+                <w:sz w:val="16"/>
+                <w:szCs w:val="16"/>
+              </w:rPr>
+              <w:t xml:space="preserve">500</w:t>
+            </w:r>
+          </w:p>
+        </w:tc>
+        <w:tc>
+          <w:tcPr>
+            <w:tcW w:type="dxa" w:w="997"/>
+            <w:tcBorders>
+              <w:top w:val="single" w:color="C8C8D0" w:sz="4"/>
+              <w:left w:val="single" w:color="C8C8D0" w:sz="4"/>
+              <w:bottom w:val="single" w:color="C8C8D0" w:sz="4"/>
+              <w:right w:val="single" w:color="C8C8D0" w:sz="4"/>
+            </w:tcBorders>
+            <w:shd w:fill="F7F7FA" w:color="auto" w:val="clear"/>
+            <w:tcMar>
+              <w:top w:type="dxa" w:w="50"/>
+              <w:left w:type="dxa" w:w="90"/>
+              <w:bottom w:type="dxa" w:w="50"/>
+              <w:right w:type="dxa" w:w="90"/>
+            </w:tcMar>
+            <w:vAlign w:val="center"/>
+          </w:tcPr>
+          <w:p>
+            <w:pPr>
+              <w:spacing w:after="20" w:before="20" w:line="252"/>
+              <w:jc w:val="right"/>
+            </w:pPr>
+            <w:r>
+              <w:rPr>
+                <w:rFonts w:ascii="Calibri" w:cs="Calibri" w:eastAsia="Calibri" w:hAnsi="Calibri"/>
+                <w:sz w:val="16"/>
+                <w:szCs w:val="16"/>
+              </w:rPr>
+              <w:t xml:space="preserve">434</w:t>
+            </w:r>
+          </w:p>
+        </w:tc>
+        <w:tc>
+          <w:tcPr>
+            <w:tcW w:type="dxa" w:w="997"/>
+            <w:tcBorders>
+              <w:top w:val="single" w:color="C8C8D0" w:sz="4"/>
+              <w:left w:val="single" w:color="C8C8D0" w:sz="4"/>
+              <w:bottom w:val="single" w:color="C8C8D0" w:sz="4"/>
+              <w:right w:val="single" w:color="C8C8D0" w:sz="4"/>
+            </w:tcBorders>
+            <w:shd w:fill="F7F7FA" w:color="auto" w:val="clear"/>
+            <w:tcMar>
+              <w:top w:type="dxa" w:w="50"/>
+              <w:left w:type="dxa" w:w="90"/>
+              <w:bottom w:type="dxa" w:w="50"/>
+              <w:right w:type="dxa" w:w="90"/>
+            </w:tcMar>
+            <w:vAlign w:val="center"/>
+          </w:tcPr>
+          <w:p>
+            <w:pPr>
+              <w:spacing w:after="20" w:before="20" w:line="252"/>
+              <w:jc w:val="right"/>
+            </w:pPr>
+            <w:r>
+              <w:rPr>
+                <w:rFonts w:ascii="Calibri" w:cs="Calibri" w:eastAsia="Calibri" w:hAnsi="Calibri"/>
+                <w:sz w:val="16"/>
+                <w:szCs w:val="16"/>
+              </w:rPr>
+              <w:t xml:space="preserve">807</w:t>
+            </w:r>
+          </w:p>
+        </w:tc>
+        <w:tc>
+          <w:tcPr>
+            <w:tcW w:type="dxa" w:w="998"/>
+            <w:tcBorders>
+              <w:top w:val="single" w:color="C8C8D0" w:sz="4"/>
+              <w:left w:val="single" w:color="C8C8D0" w:sz="4"/>
+              <w:bottom w:val="single" w:color="C8C8D0" w:sz="4"/>
+              <w:right w:val="single" w:color="C8C8D0" w:sz="4"/>
+            </w:tcBorders>
+            <w:shd w:fill="F7F7FA" w:color="auto" w:val="clear"/>
+            <w:tcMar>
+              <w:top w:type="dxa" w:w="50"/>
+              <w:left w:type="dxa" w:w="90"/>
+              <w:bottom w:type="dxa" w:w="50"/>
+              <w:right w:type="dxa" w:w="90"/>
+            </w:tcMar>
+            <w:vAlign w:val="center"/>
+          </w:tcPr>
+          <w:p>
+            <w:pPr>
+              <w:spacing w:after="20" w:before="20" w:line="252"/>
+              <w:jc w:val="right"/>
+            </w:pPr>
+            <w:r>
+              <w:rPr>
+                <w:rFonts w:ascii="Calibri" w:cs="Calibri" w:eastAsia="Calibri" w:hAnsi="Calibri"/>
+                <w:sz w:val="16"/>
+                <w:szCs w:val="16"/>
+              </w:rPr>
+              <w:t xml:space="preserve">2,308</w:t>
+            </w:r>
+          </w:p>
+        </w:tc>
+      </w:tr>
+    </w:tbl>
+    <w:p>
+      <w:pPr>
+        <w:spacing w:after="100"/>
+      </w:pPr>
+    </w:p>
+    <w:p>
+      <w:pPr>
+        <w:spacing w:after="140" w:line="288"/>
+        <w:jc w:val="both"/>
+      </w:pPr>
+      <w:r>
+        <w:rPr>
+          <w:rFonts w:ascii="Calibri" w:cs="Calibri" w:eastAsia="Calibri" w:hAnsi="Calibri"/>
+          <w:sz w:val="21"/>
+          <w:szCs w:val="21"/>
+        </w:rPr>
+        <w:t xml:space="preserve">Worked example, base: 500 − 114 = 386; 386 − 62 = 324; 324 + 329 = 653. Check: 500 + cumulative result +153 (11.4) = 653.</w:t>
+      </w:r>
+    </w:p>
+    <w:p>
+      <w:pPr>
+        <w:spacing w:after="140" w:line="288"/>
+        <w:jc w:val="both"/>
+      </w:pPr>
+      <w:r>
+        <w:rPr>
+          <w:rFonts w:ascii="Calibri" w:cs="Calibri" w:eastAsia="Calibri" w:hAnsi="Calibri"/>
+          <w:b/>
+          <w:bCs/>
+          <w:sz w:val="21"/>
+          <w:szCs w:val="21"/>
+        </w:rPr>
+        <w:t xml:space="preserve">Runway:</w:t>
+      </w:r>
+    </w:p>
+    <w:p>
+      <w:pPr>
+        <w:pStyle w:val="ListParagraph"/>
+        <w:numPr>
+          <w:ilvl w:val="0"/>
+          <w:numId w:val="2"/>
+        </w:numPr>
+        <w:spacing w:after="70" w:line="276"/>
+      </w:pPr>
+      <w:r>
+        <w:rPr>
+          <w:rFonts w:ascii="Calibri" w:cs="Calibri" w:eastAsia="Calibri" w:hAnsi="Calibri"/>
+          <w:b/>
+          <w:bCs/>
+          <w:sz w:val="21"/>
+          <w:szCs w:val="21"/>
+        </w:rPr>
+        <w:t xml:space="preserve">With no revenue at all</w:t>
+      </w:r>
+      <w:r>
+        <w:rPr>
+          <w:rFonts w:ascii="Calibri" w:cs="Calibri" w:eastAsia="Calibri" w:hAnsi="Calibri"/>
+          <w:sz w:val="21"/>
+          <w:szCs w:val="21"/>
+        </w:rPr>
+        <w:t xml:space="preserve">, the round covers the base costs from 11.3 for about </w:t>
+      </w:r>
+      <w:r>
+        <w:rPr>
+          <w:rFonts w:ascii="Calibri" w:cs="Calibri" w:eastAsia="Calibri" w:hAnsi="Calibri"/>
+          <w:b/>
+          <w:bCs/>
+          <w:sz w:val="21"/>
+          <w:szCs w:val="21"/>
+        </w:rPr>
+        <w:t xml:space="preserve">22 months</w:t>
+      </w:r>
+      <w:r>
+        <w:rPr>
+          <w:rFonts w:ascii="Calibri" w:cs="Calibri" w:eastAsia="Calibri" w:hAnsi="Calibri"/>
+          <w:sz w:val="21"/>
+          <w:szCs w:val="21"/>
+        </w:rPr>
+        <w:t xml:space="preserve">: Y1 costs €165k (€335k left), Y2 costs €398k, i.e. ≈ €33k per month; 335 ÷ 33 ≈ 10 months; 12 + 10 = 22 months. Including the vision costs from 11.5 (Y1 €30k, Y2 €115k) it is about 19 months (500 − 195 = 305; 305 ÷ 43 ≈ 7 months).</w:t>
+      </w:r>
+    </w:p>
+    <w:p>
+      <w:pPr>
+        <w:pStyle w:val="ListParagraph"/>
+        <w:numPr>
+          <w:ilvl w:val="0"/>
+          <w:numId w:val="2"/>
+        </w:numPr>
+        <w:spacing w:after="70" w:line="276"/>
+      </w:pPr>
+      <w:r>
+        <w:rPr>
+          <w:rFonts w:ascii="Calibri" w:cs="Calibri" w:eastAsia="Calibri" w:hAnsi="Calibri"/>
+          <w:b/>
+          <w:bCs/>
+          <w:sz w:val="21"/>
+          <w:szCs w:val="21"/>
+        </w:rPr>
+        <w:t xml:space="preserve">Conservative:</w:t>
+      </w:r>
+      <w:r>
+        <w:rPr>
+          <w:rFonts w:ascii="Calibri" w:cs="Calibri" w:eastAsia="Calibri" w:hAnsi="Calibri"/>
+          <w:sz w:val="21"/>
+          <w:szCs w:val="21"/>
+        </w:rPr>
+        <w:t xml:space="preserve"> the round lasts across all three years (cumulative −€316k) and leaves a €184k buffer.</w:t>
+      </w:r>
+    </w:p>
+    <w:p>
+      <w:pPr>
+        <w:pStyle w:val="ListParagraph"/>
+        <w:numPr>
+          <w:ilvl w:val="0"/>
+          <w:numId w:val="2"/>
+        </w:numPr>
+        <w:spacing w:after="70" w:line="276"/>
+      </w:pPr>
+      <w:r>
+        <w:rPr>
+          <w:rFonts w:ascii="Calibri" w:cs="Calibri" w:eastAsia="Calibri" w:hAnsi="Calibri"/>
+          <w:b/>
+          <w:bCs/>
+          <w:sz w:val="21"/>
+          <w:szCs w:val="21"/>
+        </w:rPr>
+        <w:t xml:space="preserve">Base:</w:t>
+      </w:r>
+      <w:r>
+        <w:rPr>
+          <w:rFonts w:ascii="Calibri" w:cs="Calibri" w:eastAsia="Calibri" w:hAnsi="Calibri"/>
+          <w:sz w:val="21"/>
+          <w:szCs w:val="21"/>
+        </w:rPr>
+        <w:t xml:space="preserve"> the lowest year-end balance is €324k (end of Y2); break-even falls in Y3 (in Y2 with the vision). The buffer protects against delays in the platform pilot and education sales and bridges to the seed round.</w:t>
+      </w:r>
+    </w:p>
+    <w:p>
+      <w:pPr>
+        <w:spacing w:after="60"/>
+      </w:pPr>
+    </w:p>
+    <w:p>
+      <w:pPr>
+        <w:spacing w:after="140" w:line="288"/>
+        <w:jc w:val="both"/>
+      </w:pPr>
+      <w:r>
+        <w:rPr>
+          <w:rFonts w:ascii="Calibri" w:cs="Calibri" w:eastAsia="Calibri" w:hAnsi="Calibri"/>
+          <w:sz w:val="21"/>
+          <w:szCs w:val="21"/>
+        </w:rPr>
+        <w:t xml:space="preserve">Alternative if the round does not close: bootstrapping – the Pro subscription and packs finance a part-time developer, and growth slows accordingly (roughly the conservative scenario). Funding programmes (EXIST, founder grants, media/edtech funding) are being examined in parallel.</w:t>
+      </w:r>
+    </w:p>
+    <w:p>
+      <w:pPr>
+        <w:spacing w:after="140" w:line="288"/>
+        <w:jc w:val="both"/>
+      </w:pPr>
+      <w:r>
+        <w:rPr>
+          <w:rFonts w:ascii="Calibri" w:cs="Calibri" w:eastAsia="Calibri" w:hAnsi="Calibri"/>
+          <w:i/>
+          <w:iCs/>
+          <w:sz w:val="21"/>
+          <w:szCs w:val="21"/>
+        </w:rPr>
+        <w:t xml:space="preserve">Version note: earlier versions stated a seed requirement of €250–350k for 18–24 months, for the core product only. The €500k replaces that figure and includes the vision lines.</w:t>
       </w:r>
     </w:p>
     <w:p>
@@ -20928,7 +23094,7 @@
           <w:sz w:val="21"/>
           <w:szCs w:val="21"/>
         </w:rPr>
-        <w:t xml:space="preserve">Founder [Name].</w:t>
+        <w:t xml:space="preserve">Tuncay Sancak – Founder &amp; Inventor, Managing Director.</w:t>
       </w:r>
       <w:r>
         <w:rPr>
@@ -20936,7 +23102,31 @@
           <w:sz w:val="21"/>
           <w:szCs w:val="21"/>
         </w:rPr>
-        <w:t xml:space="preserve"> Author of a five-volume children's book series on neurodiversity (Turkish, with book trailers), live streamer, German-Turkish, product vision and community. Uses LiveFX in every one of her own streams – reading aloud with story mode grew out of her own practice.</w:t>
+        <w:t xml:space="preserve"> Invented and built LiveFX. Author and live streamer, German-Turkish; children's book series on neurodiversity (Turkish, with book trailers); product vision and community. Uses LiveFX in every one of his own streams – reading aloud with story mode grew out of his own practice.</w:t>
+      </w:r>
+    </w:p>
+    <w:p>
+      <w:pPr>
+        <w:spacing w:after="140" w:line="288"/>
+        <w:jc w:val="both"/>
+      </w:pPr>
+      <w:r>
+        <w:rPr>
+          <w:rFonts w:ascii="Calibri" w:cs="Calibri" w:eastAsia="Calibri" w:hAnsi="Calibri"/>
+          <w:b/>
+          <w:bCs/>
+          <w:sz w:val="21"/>
+          <w:szCs w:val="21"/>
+        </w:rPr>
+        <w:t xml:space="preserve">Gönül Demet – Investor Relations.</w:t>
+      </w:r>
+      <w:r>
+        <w:rPr>
+          <w:rFonts w:ascii="Calibri" w:cs="Calibri" w:eastAsia="Calibri" w:hAnsi="Calibri"/>
+          <w:sz w:val="21"/>
+          <w:szCs w:val="21"/>
+        </w:rPr>
+        <w:t xml:space="preserve"> Contact for investors and the pre-seed round (contact: [Email] · [Phone]).</w:t>
       </w:r>
     </w:p>
     <w:p>
@@ -23990,7 +26180,7 @@
                 <w:sz w:val="18"/>
                 <w:szCs w:val="18"/>
               </w:rPr>
-              <w:t xml:space="preserve">Register trademark, seed talks, approach advisory board</w:t>
+              <w:t xml:space="preserve">Register trademark, pre-seed talks (€500k), approach advisory board</w:t>
             </w:r>
           </w:p>
         </w:tc>
@@ -24266,7 +26456,7 @@
                 <w:sz w:val="18"/>
                 <w:szCs w:val="18"/>
               </w:rPr>
-              <w:t xml:space="preserve">Seed closed or bootstrapping path confirmed</w:t>
+              <w:t xml:space="preserve">Pre-seed (€500k) closed or bootstrapping path confirmed</w:t>
             </w:r>
           </w:p>
         </w:tc>
@@ -28664,7 +30854,7 @@
         </w:rPr>
         <w:t xml:space="preserve">market.us – Live Streaming Market Report (market size, CAGR 26.7%): </w:t>
       </w:r>
-      <w:hyperlink w:history="1" r:id="rId5zfk3oikdsd7-p4jyezns">
+      <w:hyperlink w:history="1" r:id="rId5vh7msm8srqaecidvgo_y">
         <w:r>
           <w:rPr>
             <w:rFonts w:ascii="Calibri" w:cs="Calibri" w:eastAsia="Calibri" w:hAnsi="Calibri"/>
@@ -28694,7 +30884,7 @@
         </w:rPr>
         <w:t xml:space="preserve">Gyre – Live Streaming Statistics (market size, TikTok LIVE creator growth): </w:t>
       </w:r>
-      <w:hyperlink w:history="1" r:id="rIdobhbv2880hun4h_outp8d">
+      <w:hyperlink w:history="1" r:id="rId_2p7xgq2r59sz9hclwzsj">
         <w:r>
           <w:rPr>
             <w:rFonts w:ascii="Calibri" w:cs="Calibri" w:eastAsia="Calibri" w:hAnsi="Calibri"/>
@@ -28724,7 +30914,7 @@
         </w:rPr>
         <w:t xml:space="preserve">datarefs – Creator Economy Statistics (USD 216bn, live share ~14%): </w:t>
       </w:r>
-      <w:hyperlink w:history="1" r:id="rIdmxfmolvnrjwa7k00nzwxd">
+      <w:hyperlink w:history="1" r:id="rIdlfmo5kzsatodf7kligfiw">
         <w:r>
           <w:rPr>
             <w:rFonts w:ascii="Calibri" w:cs="Calibri" w:eastAsia="Calibri" w:hAnsi="Calibri"/>
@@ -28754,7 +30944,7 @@
         </w:rPr>
         <w:t xml:space="preserve">New Market Pitch – Creator Economy Market Size (USD 260bn, CAGR 22%): </w:t>
       </w:r>
-      <w:hyperlink w:history="1" r:id="rIdkidpxcmpn-j4hahxuxaxk">
+      <w:hyperlink w:history="1" r:id="rIdkqhdjbpoe2rvpcfi4hnc5">
         <w:r>
           <w:rPr>
             <w:rFonts w:ascii="Calibri" w:cs="Calibri" w:eastAsia="Calibri" w:hAnsi="Calibri"/>
@@ -28784,7 +30974,7 @@
         </w:rPr>
         <w:t xml:space="preserve">InfluencerFee – TikTok LIVE Gifting Revenue Guide (gift share, USD 500–3,000/month, 50% creator share): </w:t>
       </w:r>
-      <w:hyperlink w:history="1" r:id="rIdbtqbzwxx9stijzsm09lj2">
+      <w:hyperlink w:history="1" r:id="rIdtzmmxj8khc0plfct9qbe9">
         <w:r>
           <w:rPr>
             <w:rFonts w:ascii="Calibri" w:cs="Calibri" w:eastAsia="Calibri" w:hAnsi="Calibri"/>
@@ -28814,7 +31004,7 @@
         </w:rPr>
         <w:t xml:space="preserve">Muvi – How to make money on TikTok LIVE (gift share ~50%): </w:t>
       </w:r>
-      <w:hyperlink w:history="1" r:id="rId3oo5hl26c4eock96vlguq">
+      <w:hyperlink w:history="1" r:id="rIdxqzotfijdn9xoq7ldtiur">
         <w:r>
           <w:rPr>
             <w:rFonts w:ascii="Calibri" w:cs="Calibri" w:eastAsia="Calibri" w:hAnsi="Calibri"/>
@@ -28844,7 +31034,7 @@
         </w:rPr>
         <w:t xml:space="preserve">TTS Vibes – TikTok LIVE Gift Conversion Rate by Viewer: </w:t>
       </w:r>
-      <w:hyperlink w:history="1" r:id="rIdom9e6nj112yeif4pku9w0">
+      <w:hyperlink w:history="1" r:id="rId6_8m8afioaih_dxvbjbov">
         <w:r>
           <w:rPr>
             <w:rFonts w:ascii="Calibri" w:cs="Calibri" w:eastAsia="Calibri" w:hAnsi="Calibri"/>
@@ -28874,7 +31064,7 @@
         </w:rPr>
         <w:t xml:space="preserve">Shopify TR – TikTok ne kadar ödeme yapıyor (coin prices, commission): </w:t>
       </w:r>
-      <w:hyperlink w:history="1" r:id="rIdmgajcftn4yzuc7hfik-7z">
+      <w:hyperlink w:history="1" r:id="rId7obfkkcgcxxrh0x8f8lnq">
         <w:r>
           <w:rPr>
             <w:rFonts w:ascii="Calibri" w:cs="Calibri" w:eastAsia="Calibri" w:hAnsi="Calibri"/>
@@ -28904,7 +31094,7 @@
         </w:rPr>
         <w:t xml:space="preserve">Juntire – TikTok canlı yayın para kazanma 2026 (requirements, coin prices): </w:t>
       </w:r>
-      <w:hyperlink w:history="1" r:id="rId50tbzqmlvg7jigsrwtpjf">
+      <w:hyperlink w:history="1" r:id="rIdkpcbajkzvhcjbctk_w6py">
         <w:r>
           <w:rPr>
             <w:rFonts w:ascii="Calibri" w:cs="Calibri" w:eastAsia="Calibri" w:hAnsi="Calibri"/>
@@ -28934,7 +31124,7 @@
         </w:rPr>
         <w:t xml:space="preserve">Milliyet – TikTok jeton ve hediye fiyatları 2025: </w:t>
       </w:r>
-      <w:hyperlink w:history="1" r:id="rId60ni5wz8hbblz8ptzjwls">
+      <w:hyperlink w:history="1" r:id="rIdpbxj7-kw1yocvdmstq36m">
         <w:r>
           <w:rPr>
             <w:rFonts w:ascii="Calibri" w:cs="Calibri" w:eastAsia="Calibri" w:hAnsi="Calibri"/>
@@ -28964,7 +31154,7 @@
         </w:rPr>
         <w:t xml:space="preserve">Capterra – Streamlabs (prices): </w:t>
       </w:r>
-      <w:hyperlink w:history="1" r:id="rIdkou5jhwskqxnfcuoleoll">
+      <w:hyperlink w:history="1" r:id="rIdq0k0gutpxweghr3ezc3_f">
         <w:r>
           <w:rPr>
             <w:rFonts w:ascii="Calibri" w:cs="Calibri" w:eastAsia="Calibri" w:hAnsi="Calibri"/>
@@ -28994,7 +31184,7 @@
         </w:rPr>
         <w:t xml:space="preserve">CreatorStackClub – Streamlabs, StreamYard, Restream (prices): </w:t>
       </w:r>
-      <w:hyperlink w:history="1" r:id="rIdvx43tze5veuragmy4s7wq">
+      <w:hyperlink w:history="1" r:id="rIdapw-2rr8xianhjerhljzr">
         <w:r>
           <w:rPr>
             <w:rFonts w:ascii="Calibri" w:cs="Calibri" w:eastAsia="Calibri" w:hAnsi="Calibri"/>
@@ -29024,7 +31214,7 @@
         </w:rPr>
         <w:t xml:space="preserve">ToolChase – Voicemod (prices, features): </w:t>
       </w:r>
-      <w:hyperlink w:history="1" r:id="rIdzsdadwhsnwpad-0w4raim">
+      <w:hyperlink w:history="1" r:id="rIdd_glniknfwl9i018yobpf">
         <w:r>
           <w:rPr>
             <w:rFonts w:ascii="Calibri" w:cs="Calibri" w:eastAsia="Calibri" w:hAnsi="Calibri"/>
@@ -29054,7 +31244,7 @@
         </w:rPr>
         <w:t xml:space="preserve">BIGVU – How to get a TikTok stream key (1,000 followers, 18+): </w:t>
       </w:r>
-      <w:hyperlink w:history="1" r:id="rIdjfkipzbedlqeyaet38vn3">
+      <w:hyperlink w:history="1" r:id="rIdnt6mqblwpagrud0mruebg">
         <w:r>
           <w:rPr>
             <w:rFonts w:ascii="Calibri" w:cs="Calibri" w:eastAsia="Calibri" w:hAnsi="Calibri"/>
@@ -29084,7 +31274,7 @@
         </w:rPr>
         <w:t xml:space="preserve">SMMNut – TikTok LIVE Studio Guide 2026: </w:t>
       </w:r>
-      <w:hyperlink w:history="1" r:id="rIdkdthxqw7dtdgz8e7fat4p">
+      <w:hyperlink w:history="1" r:id="rId6ahzy7zi0odz6ddthbcjj">
         <w:r>
           <w:rPr>
             <w:rFonts w:ascii="Calibri" w:cs="Calibri" w:eastAsia="Calibri" w:hAnsi="Calibri"/>
@@ -29114,7 +31304,7 @@
         </w:rPr>
         <w:t xml:space="preserve">OBS Versions – OBS TikTok Live Streaming Guide: </w:t>
       </w:r>
-      <w:hyperlink w:history="1" r:id="rIdow35hnhtkjkxl7v2k7lpz">
+      <w:hyperlink w:history="1" r:id="rIdgmdjihx_gs9slmjutucp1">
         <w:r>
           <w:rPr>
             <w:rFonts w:ascii="Calibri" w:cs="Calibri" w:eastAsia="Calibri" w:hAnsi="Calibri"/>
@@ -29144,7 +31334,7 @@
         </w:rPr>
         <w:t xml:space="preserve">Instagram – Instagram Live Producer (desktop streaming with OBS): </w:t>
       </w:r>
-      <w:hyperlink w:history="1" r:id="rIdkb9-hzazd7s9cfz9y0ymq">
+      <w:hyperlink w:history="1" r:id="rIdzg1ckfdl7ws_horg-ljlg">
         <w:r>
           <w:rPr>
             <w:rFonts w:ascii="Calibri" w:cs="Calibri" w:eastAsia="Calibri" w:hAnsi="Calibri"/>
@@ -29174,7 +31364,7 @@
         </w:rPr>
         <w:t xml:space="preserve">StreamYard – Streaming software for Instagram Live: </w:t>
       </w:r>
-      <w:hyperlink w:history="1" r:id="rIdqokduqo7anccdv7j8n2z6">
+      <w:hyperlink w:history="1" r:id="rIdxhggcqlcbuxo-scckqasd">
         <w:r>
           <w:rPr>
             <w:rFonts w:ascii="Calibri" w:cs="Calibri" w:eastAsia="Calibri" w:hAnsi="Calibri"/>
@@ -29204,7 +31394,7 @@
         </w:rPr>
         <w:t xml:space="preserve">Börsenverein – Buchmarkt kompakt 2025/2026 (audiobooks €374m, +13%): </w:t>
       </w:r>
-      <w:hyperlink w:history="1" r:id="rIdla3zhfud5y6h57bljecyr">
+      <w:hyperlink w:history="1" r:id="rIdforpchpulcfz_pu9x4rvv">
         <w:r>
           <w:rPr>
             <w:rFonts w:ascii="Calibri" w:cs="Calibri" w:eastAsia="Calibri" w:hAnsi="Calibri"/>
@@ -29234,7 +31424,7 @@
         </w:rPr>
         <w:t xml:space="preserve">ARD/ZDF-Medienstudie 2025 (podcasts 34%, 23.8m): </w:t>
       </w:r>
-      <w:hyperlink w:history="1" r:id="rIdikbmqdqssvcwaofs9d1on">
+      <w:hyperlink w:history="1" r:id="rIdj3qxyaxrzgofqdlwjnfmp">
         <w:r>
           <w:rPr>
             <w:rFonts w:ascii="Calibri" w:cs="Calibri" w:eastAsia="Calibri" w:hAnsi="Calibri"/>
@@ -29264,7 +31454,7 @@
         </w:rPr>
         <w:t xml:space="preserve">TechCrunch – YouTube surpasses 1bn monthly podcast viewers: </w:t>
       </w:r>
-      <w:hyperlink w:history="1" r:id="rId8tz_dtq4tnlxc9li5suci">
+      <w:hyperlink w:history="1" r:id="rIdmfkz4-b0stdkmntj8bijg">
         <w:r>
           <w:rPr>
             <w:rFonts w:ascii="Calibri" w:cs="Calibri" w:eastAsia="Calibri" w:hAnsi="Calibri"/>
@@ -29294,7 +31484,7 @@
         </w:rPr>
         <w:t xml:space="preserve">Stiftung Lesen – Vorlesemonitor 2024: </w:t>
       </w:r>
-      <w:hyperlink w:history="1" r:id="rIdax1hmnc3m2-klehfimsqd">
+      <w:hyperlink w:history="1" r:id="rIdp-g3gyj9fuxnjuu3ufd7k">
         <w:r>
           <w:rPr>
             <w:rFonts w:ascii="Calibri" w:cs="Calibri" w:eastAsia="Calibri" w:hAnsi="Calibri"/>
@@ -29324,7 +31514,7 @@
         </w:rPr>
         <w:t xml:space="preserve">Meticulous Research – AI video generation and editing 2026–2036: </w:t>
       </w:r>
-      <w:hyperlink w:history="1" r:id="rId1wdy2ks8_ctq744euej7c">
+      <w:hyperlink w:history="1" r:id="rId44crmgx4mstobnrxgo346">
         <w:r>
           <w:rPr>
             <w:rFonts w:ascii="Calibri" w:cs="Calibri" w:eastAsia="Calibri" w:hAnsi="Calibri"/>
@@ -29354,7 +31544,7 @@
         </w:rPr>
         <w:t xml:space="preserve">Google – Gemini API Pricing (Veo 3.1 Lite USD 0.05/s): </w:t>
       </w:r>
-      <w:hyperlink w:history="1" r:id="rId8xis4gdfe71ozcvgb84zm">
+      <w:hyperlink w:history="1" r:id="rIdjvmlshkfwnyevjmqh_lsm">
         <w:r>
           <w:rPr>
             <w:rFonts w:ascii="Calibri" w:cs="Calibri" w:eastAsia="Calibri" w:hAnsi="Calibri"/>
@@ -29384,7 +31574,7 @@
         </w:rPr>
         <w:t xml:space="preserve">Veo 3 API Pricing 2026 (up to USD 0.75/s): </w:t>
       </w:r>
-      <w:hyperlink w:history="1" r:id="rIddkbdci0cbkepewq5wmzi0">
+      <w:hyperlink w:history="1" r:id="rId51tyoutyp5cvd7fe5syev">
         <w:r>
           <w:rPr>
             <w:rFonts w:ascii="Calibri" w:cs="Calibri" w:eastAsia="Calibri" w:hAnsi="Calibri"/>
@@ -29414,7 +31604,7 @@
         </w:rPr>
         <w:t xml:space="preserve">CNBC – Synthesia: valuation and ARR: </w:t>
       </w:r>
-      <w:hyperlink w:history="1" r:id="rIdqc1q_ndgnoek7ryp4ukjf">
+      <w:hyperlink w:history="1" r:id="rIdwx1-i9oasfgjgt_aid6ez">
         <w:r>
           <w:rPr>
             <w:rFonts w:ascii="Calibri" w:cs="Calibri" w:eastAsia="Calibri" w:hAnsi="Calibri"/>
@@ -29444,7 +31634,7 @@
         </w:rPr>
         <w:t xml:space="preserve">web.dev – WebGPU in all major browsers: </w:t>
       </w:r>
-      <w:hyperlink w:history="1" r:id="rIdhtj2tzkm9rzwc1gmrdege">
+      <w:hyperlink w:history="1" r:id="rId8zhidejlea6aea8u6rq8e">
         <w:r>
           <w:rPr>
             <w:rFonts w:ascii="Calibri" w:cs="Calibri" w:eastAsia="Calibri" w:hAnsi="Calibri"/>
@@ -29491,7 +31681,7 @@
         </w:rPr>
         <w:t xml:space="preserve">): </w:t>
       </w:r>
-      <w:hyperlink w:history="1" r:id="rIdmrl_cov1luwlaweflr46p">
+      <w:hyperlink w:history="1" r:id="rIdp5vrzz-1kezrllfd2mzs4">
         <w:r>
           <w:rPr>
             <w:rFonts w:ascii="Calibri" w:cs="Calibri" w:eastAsia="Calibri" w:hAnsi="Calibri"/>
@@ -29521,7 +31711,7 @@
         </w:rPr>
         <w:t xml:space="preserve">MDN – SpeechSynthesis: </w:t>
       </w:r>
-      <w:hyperlink w:history="1" r:id="rIddtxe4-hieyhdtbchke8c-">
+      <w:hyperlink w:history="1" r:id="rIdgk6c1pgaxzckdipmunccw">
         <w:r>
           <w:rPr>
             <w:rFonts w:ascii="Calibri" w:cs="Calibri" w:eastAsia="Calibri" w:hAnsi="Calibri"/>
@@ -29551,7 +31741,7 @@
         </w:rPr>
         <w:t xml:space="preserve">Google Noto Emoji (Apache 2.0): </w:t>
       </w:r>
-      <w:hyperlink w:history="1" r:id="rId2ua0hfw3zbybfufldcoyb">
+      <w:hyperlink w:history="1" r:id="rIdxvkaxswcb5y4-qx5ctw2u">
         <w:r>
           <w:rPr>
             <w:rFonts w:ascii="Calibri" w:cs="Calibri" w:eastAsia="Calibri" w:hAnsi="Calibri"/>
@@ -29581,7 +31771,7 @@
         </w:rPr>
         <w:t xml:space="preserve">OpenMoji FAQ (CC BY-SA 4.0): </w:t>
       </w:r>
-      <w:hyperlink w:history="1" r:id="rIdvsy8m8by-_ybjz9kl5idt">
+      <w:hyperlink w:history="1" r:id="rIdm613kyki3xwvseurq4hc_">
         <w:r>
           <w:rPr>
             <w:rFonts w:ascii="Calibri" w:cs="Calibri" w:eastAsia="Calibri" w:hAnsi="Calibri"/>
@@ -29611,7 +31801,7 @@
         </w:rPr>
         <w:t xml:space="preserve">Duolingo – Q2 2026 shareholder letter (SEC): </w:t>
       </w:r>
-      <w:hyperlink w:history="1" r:id="rIdhovsisdwd2mvkfl3sxhux">
+      <w:hyperlink w:history="1" r:id="rId1wpvapb_-mc-vxizapu4s">
         <w:r>
           <w:rPr>
             <w:rFonts w:ascii="Calibri" w:cs="Calibri" w:eastAsia="Calibri" w:hAnsi="Calibri"/>
@@ -29641,7 +31831,7 @@
         </w:rPr>
         <w:t xml:space="preserve">Business of Apps – Language Learning App Market: </w:t>
       </w:r>
-      <w:hyperlink w:history="1" r:id="rIdcx8kavcevlpq7lyuz5jpo">
+      <w:hyperlink w:history="1" r:id="rIdoxme-tnf5f7z3albcw0ft">
         <w:r>
           <w:rPr>
             <w:rFonts w:ascii="Calibri" w:cs="Calibri" w:eastAsia="Calibri" w:hAnsi="Calibri"/>
@@ -29671,7 +31861,7 @@
         </w:rPr>
         <w:t xml:space="preserve">Mordor Intelligence – Language Learning Market: </w:t>
       </w:r>
-      <w:hyperlink w:history="1" r:id="rId5q-j6e3xp0dvksqo28zcn">
+      <w:hyperlink w:history="1" r:id="rIdwukts6neosvhpgd4deb5e">
         <w:r>
           <w:rPr>
             <w:rFonts w:ascii="Calibri" w:cs="Calibri" w:eastAsia="Calibri" w:hAnsi="Calibri"/>
@@ -29701,7 +31891,7 @@
         </w:rPr>
         <w:t xml:space="preserve">GlobeNewswire – Lingokids USD 120m: </w:t>
       </w:r>
-      <w:hyperlink w:history="1" r:id="rIdkvis6rzfvsc0fky3a7ogq">
+      <w:hyperlink w:history="1" r:id="rIdemqaejlmk-fmnwn-ew4er">
         <w:r>
           <w:rPr>
             <w:rFonts w:ascii="Calibri" w:cs="Calibri" w:eastAsia="Calibri" w:hAnsi="Calibri"/>
@@ -29731,7 +31921,7 @@
         </w:rPr>
         <w:t xml:space="preserve">BAMF – integration course figures 2025: </w:t>
       </w:r>
-      <w:hyperlink w:history="1" r:id="rIdacboikzpabqsvty_b9z3k">
+      <w:hyperlink w:history="1" r:id="rId1d2doq27-4t5lxgrvoilu">
         <w:r>
           <w:rPr>
             <w:rFonts w:ascii="Calibri" w:cs="Calibri" w:eastAsia="Calibri" w:hAnsi="Calibri"/>
@@ -29761,7 +31951,7 @@
         </w:rPr>
         <w:t xml:space="preserve">bpb – pupils with a family language other than German: </w:t>
       </w:r>
-      <w:hyperlink w:history="1" r:id="rId5ml-gmcsdjakqn0s1wkon">
+      <w:hyperlink w:history="1" r:id="rIdpkxv8wa8gwsemkbufndvm">
         <w:r>
           <w:rPr>
             <w:rFonts w:ascii="Calibri" w:cs="Calibri" w:eastAsia="Calibri" w:hAnsi="Calibri"/>
@@ -29791,7 +31981,7 @@
         </w:rPr>
         <w:t xml:space="preserve">Destatis – migration background 2025: </w:t>
       </w:r>
-      <w:hyperlink w:history="1" r:id="rIdlogy0lzfxgzllojlwkgg6">
+      <w:hyperlink w:history="1" r:id="rIddjuq7_yyw1ns2ljxincqw">
         <w:r>
           <w:rPr>
             <w:rFonts w:ascii="Calibri" w:cs="Calibri" w:eastAsia="Calibri" w:hAnsi="Calibri"/>
@@ -29821,7 +32011,7 @@
         </w:rPr>
         <w:t xml:space="preserve">Deutsches Schulportal – IGLU reading literacy: </w:t>
       </w:r>
-      <w:hyperlink w:history="1" r:id="rIdaz9mkln7vg-18uvmagelm">
+      <w:hyperlink w:history="1" r:id="rId_uuimmhdp0h7i8bi3lj7n">
         <w:r>
           <w:rPr>
             <w:rFonts w:ascii="Calibri" w:cs="Calibri" w:eastAsia="Calibri" w:hAnsi="Calibri"/>
@@ -29851,7 +32041,7 @@
         </w:rPr>
         <w:t xml:space="preserve">Deutsches Schulportal – DigitalPakt 2.0: </w:t>
       </w:r>
-      <w:hyperlink w:history="1" r:id="rIdv_f0m-xiat2dgupzjznog">
+      <w:hyperlink w:history="1" r:id="rIddynsxylzuah_mzgjcepsi">
         <w:r>
           <w:rPr>
             <w:rFonts w:ascii="Calibri" w:cs="Calibri" w:eastAsia="Calibri" w:hAnsi="Calibri"/>
@@ -29881,7 +32071,7 @@
         </w:rPr>
         <w:t xml:space="preserve">ANTON – school licence order documents: </w:t>
       </w:r>
-      <w:hyperlink w:history="1" r:id="rIdsh4hpsaftdmwpqdfphs6g">
+      <w:hyperlink w:history="1" r:id="rId1v1dujjf6j-bkb10v4fyo">
         <w:r>
           <w:rPr>
             <w:rFonts w:ascii="Calibri" w:cs="Calibri" w:eastAsia="Calibri" w:hAnsi="Calibri"/>
@@ -29911,7 +32101,7 @@
         </w:rPr>
         <w:t xml:space="preserve">Microsoft – Reading Coach: </w:t>
       </w:r>
-      <w:hyperlink w:history="1" r:id="rIdyattwih0pguhul5jyvody">
+      <w:hyperlink w:history="1" r:id="rIdnfqwr_nwgjan07v8sg3ms">
         <w:r>
           <w:rPr>
             <w:rFonts w:ascii="Calibri" w:cs="Calibri" w:eastAsia="Calibri" w:hAnsi="Calibri"/>
@@ -29941,7 +32131,7 @@
         </w:rPr>
         <w:t xml:space="preserve">Google – Read Along: </w:t>
       </w:r>
-      <w:hyperlink w:history="1" r:id="rIdrka9vyvbdzjluvwqdbshk">
+      <w:hyperlink w:history="1" r:id="rId6n2frglmi9ikfpr319g87">
         <w:r>
           <w:rPr>
             <w:rFonts w:ascii="Calibri" w:cs="Calibri" w:eastAsia="Calibri" w:hAnsi="Calibri"/>
@@ -29971,7 +32161,7 @@
         </w:rPr>
         <w:t xml:space="preserve">Piper TTS: </w:t>
       </w:r>
-      <w:hyperlink w:history="1" r:id="rIdolqyurbfxieqk6bxafmej">
+      <w:hyperlink w:history="1" r:id="rIdwogz4orc5nkwggwpc5iwh">
         <w:r>
           <w:rPr>
             <w:rFonts w:ascii="Calibri" w:cs="Calibri" w:eastAsia="Calibri" w:hAnsi="Calibri"/>
@@ -30001,7 +32191,7 @@
         </w:rPr>
         <w:t xml:space="preserve">IDC – Smart Glasses 2026: </w:t>
       </w:r>
-      <w:hyperlink w:history="1" r:id="rIdyxb83llml6vu_ylgedcav">
+      <w:hyperlink w:history="1" r:id="rIdvvmgeehmev1teg53s3i_b">
         <w:r>
           <w:rPr>
             <w:rFonts w:ascii="Calibri" w:cs="Calibri" w:eastAsia="Calibri" w:hAnsi="Calibri"/>
@@ -30031,7 +32221,7 @@
         </w:rPr>
         <w:t xml:space="preserve">gHacks – Meta opens Ray-Ban Display to web apps: </w:t>
       </w:r>
-      <w:hyperlink w:history="1" r:id="rId6ob2tz-jhoyl_7kz-hiyl">
+      <w:hyperlink w:history="1" r:id="rIdtwmn7xcqbc_ouhd5lbnur">
         <w:r>
           <w:rPr>
             <w:rFonts w:ascii="Calibri" w:cs="Calibri" w:eastAsia="Calibri" w:hAnsi="Calibri"/>
@@ -30061,7 +32251,7 @@
         </w:rPr>
         <w:t xml:space="preserve">W3C Immersive Web – WebXR DOM Overlays: </w:t>
       </w:r>
-      <w:hyperlink w:history="1" r:id="rIdvb_ipmtfqszd0yofgrluu">
+      <w:hyperlink w:history="1" r:id="rIdmht_vm2_hghfgt2q5dnbd">
         <w:r>
           <w:rPr>
             <w:rFonts w:ascii="Calibri" w:cs="Calibri" w:eastAsia="Calibri" w:hAnsi="Calibri"/>
@@ -30091,7 +32281,7 @@
         </w:rPr>
         <w:t xml:space="preserve">MDN – WebXR Device API: </w:t>
       </w:r>
-      <w:hyperlink w:history="1" r:id="rIdgvbckt3tthofx37jie_sm">
+      <w:hyperlink w:history="1" r:id="rId6ybmynfqgganc9uwr_gly">
         <w:r>
           <w:rPr>
             <w:rFonts w:ascii="Calibri" w:cs="Calibri" w:eastAsia="Calibri" w:hAnsi="Calibri"/>
@@ -30121,7 +32311,7 @@
         </w:rPr>
         <w:t xml:space="preserve">Resolume – Avenue/Arena prices: </w:t>
       </w:r>
-      <w:hyperlink w:history="1" r:id="rId3kwjk9lqnj46ld1ak0nep">
+      <w:hyperlink w:history="1" r:id="rIdk_woiu2fdfzczwfa2uabt">
         <w:r>
           <w:rPr>
             <w:rFonts w:ascii="Calibri" w:cs="Calibri" w:eastAsia="Calibri" w:hAnsi="Calibri"/>
@@ -30151,7 +32341,7 @@
         </w:rPr>
         <w:t xml:space="preserve">Musikwoche – tonies revenue 2025: </w:t>
       </w:r>
-      <w:hyperlink w:history="1" r:id="rIdwlpaekthe-wk5d9bndjaj">
+      <w:hyperlink w:history="1" r:id="rIdpcmkaomphglyzv917vnwd">
         <w:r>
           <w:rPr>
             <w:rFonts w:ascii="Calibri" w:cs="Calibri" w:eastAsia="Calibri" w:hAnsi="Calibri"/>
@@ -30181,7 +32371,7 @@
         </w:rPr>
         <w:t xml:space="preserve">The Business Research Company – Video Editing Software: </w:t>
       </w:r>
-      <w:hyperlink w:history="1" r:id="rIdrhngs2at5w1252rje2hjr">
+      <w:hyperlink w:history="1" r:id="rId-v3fbf2pqweqkjf3hrtdd">
         <w:r>
           <w:rPr>
             <w:rFonts w:ascii="Calibri" w:cs="Calibri" w:eastAsia="Calibri" w:hAnsi="Calibri"/>
@@ -30211,7 +32401,7 @@
         </w:rPr>
         <w:t xml:space="preserve">Expanded Ramblings – CapCut statistics (Sensor Tower): </w:t>
       </w:r>
-      <w:hyperlink w:history="1" r:id="rIdpydxt1xo0596zkp0fceef">
+      <w:hyperlink w:history="1" r:id="rIdagt1eowth12skh78a-ziv">
         <w:r>
           <w:rPr>
             <w:rFonts w:ascii="Calibri" w:cs="Calibri" w:eastAsia="Calibri" w:hAnsi="Calibri"/>
@@ -30241,7 +32431,7 @@
         </w:rPr>
         <w:t xml:space="preserve">Sacra – OpusClip: </w:t>
       </w:r>
-      <w:hyperlink w:history="1" r:id="rIdy1ohzmgwubsrgualety0p">
+      <w:hyperlink w:history="1" r:id="rIdrbs8hug7dkyvaivp6zkoe">
         <w:r>
           <w:rPr>
             <w:rFonts w:ascii="Calibri" w:cs="Calibri" w:eastAsia="Calibri" w:hAnsi="Calibri"/>
@@ -30271,7 +32461,7 @@
         </w:rPr>
         <w:t xml:space="preserve">ngram – OpusClip vs. Submagic (pricing): </w:t>
       </w:r>
-      <w:hyperlink w:history="1" r:id="rIdsnjagxp-pmsclffegds0u">
+      <w:hyperlink w:history="1" r:id="rIdgdecvoxwxpriqve_tbxc7">
         <w:r>
           <w:rPr>
             <w:rFonts w:ascii="Calibri" w:cs="Calibri" w:eastAsia="Calibri" w:hAnsi="Calibri"/>
@@ -30301,7 +32491,7 @@
         </w:rPr>
         <w:t xml:space="preserve">Castmagic – Descript Pricing: </w:t>
       </w:r>
-      <w:hyperlink w:history="1" r:id="rIdpiyiyxju0jnlrpx5muf10">
+      <w:hyperlink w:history="1" r:id="rId4sx5luzq63bffry7rjqfi">
         <w:r>
           <w:rPr>
             <w:rFonts w:ascii="Calibri" w:cs="Calibri" w:eastAsia="Calibri" w:hAnsi="Calibri"/>
@@ -30331,7 +32521,7 @@
         </w:rPr>
         <w:t xml:space="preserve">CNBC – Canva acquires Cavalry and MangoAI: </w:t>
       </w:r>
-      <w:hyperlink w:history="1" r:id="rIddotgccpvfvggiwp4ygqh7">
+      <w:hyperlink w:history="1" r:id="rIdsmama556ezgjx7c6hiitw">
         <w:r>
           <w:rPr>
             <w:rFonts w:ascii="Calibri" w:cs="Calibri" w:eastAsia="Calibri" w:hAnsi="Calibri"/>
@@ -30361,7 +32551,7 @@
         </w:rPr>
         <w:t xml:space="preserve">caniuse – WebCodecs: </w:t>
       </w:r>
-      <w:hyperlink w:history="1" r:id="rId6ajepglvpzod0f2u4y2ec">
+      <w:hyperlink w:history="1" r:id="rIdrscbmxl-qzls6sg2cxcwa">
         <w:r>
           <w:rPr>
             <w:rFonts w:ascii="Calibri" w:cs="Calibri" w:eastAsia="Calibri" w:hAnsi="Calibri"/>
@@ -30391,7 +32581,7 @@
         </w:rPr>
         <w:t xml:space="preserve">WebKit – Features in Safari 26.0 (AudioEncoder): </w:t>
       </w:r>
-      <w:hyperlink w:history="1" r:id="rIdmhisxhuj5ei-fhcjbzucw">
+      <w:hyperlink w:history="1" r:id="rIdt02biwr5t3x_6iugfp6mc">
         <w:r>
           <w:rPr>
             <w:rFonts w:ascii="Calibri" w:cs="Calibri" w:eastAsia="Calibri" w:hAnsi="Calibri"/>
@@ -30421,7 +32611,7 @@
         </w:rPr>
         <w:t xml:space="preserve">Mediabunny: </w:t>
       </w:r>
-      <w:hyperlink w:history="1" r:id="rIdldjf9ovzpmkzzstzw2-o8">
+      <w:hyperlink w:history="1" r:id="rIdvva5vjkuyuadxslztkycj">
         <w:r>
           <w:rPr>
             <w:rFonts w:ascii="Calibri" w:cs="Calibri" w:eastAsia="Calibri" w:hAnsi="Calibri"/>
@@ -30451,7 +32641,7 @@
         </w:rPr>
         <w:t xml:space="preserve">Xenova – whisper-web (WebGPU): </w:t>
       </w:r>
-      <w:hyperlink w:history="1" r:id="rId_qiecahjc5emmmykflta7">
+      <w:hyperlink w:history="1" r:id="rIddijboae20qdsbut8ggaki">
         <w:r>
           <w:rPr>
             <w:rFonts w:ascii="Calibri" w:cs="Calibri" w:eastAsia="Calibri" w:hAnsi="Calibri"/>
